--- a/InstruccionesChatGpt_Word/FaltaAgregarAlDoc.docx
+++ b/InstruccionesChatGpt_Word/FaltaAgregarAlDoc.docx
@@ -4,754 +4,64 @@
   <w:body>
     <w:p>
       <w:pPr>
-        <w:rPr>
-          <w:lang w:val="es-MX"/>
-        </w:rPr>
-      </w:pPr>
-      <w:r>
-        <w:rPr>
-          <w:lang w:val="es-MX"/>
-        </w:rPr>
-        <w:t xml:space="preserve">Ya salen bien, solo que yo había defininido los siguienes joints </w:t>
-      </w:r>
-    </w:p>
-    <w:p>
-      <w:pPr>
-        <w:pStyle w:val="Prrafodelista"/>
-        <w:numPr>
-          <w:ilvl w:val="0"/>
-          <w:numId w:val="1"/>
-        </w:numPr>
-        <w:rPr>
-          <w:lang w:val="es-MX"/>
-        </w:rPr>
-      </w:pPr>
-      <w:r>
-        <w:rPr>
-          <w:lang w:val="es-MX"/>
-        </w:rPr>
-        <w:t xml:space="preserve">Tronco Tendra 3 joint: </w:t>
-      </w:r>
-      <w:r>
-        <w:rPr>
-          <w:lang w:val="es-MX"/>
-        </w:rPr>
-        <w:t xml:space="preserve"> (IK)</w:t>
-      </w:r>
-    </w:p>
-    <w:p>
-      <w:pPr>
-        <w:pStyle w:val="Prrafodelista"/>
-        <w:numPr>
-          <w:ilvl w:val="1"/>
-          <w:numId w:val="2"/>
-        </w:numPr>
-        <w:rPr>
-          <w:lang w:val="es-MX"/>
-        </w:rPr>
-      </w:pPr>
-      <w:r>
-        <w:rPr>
-          <w:lang w:val="es-MX"/>
-        </w:rPr>
-        <w:t>Joint</w:t>
-      </w:r>
-      <w:r>
-        <w:rPr>
-          <w:lang w:val="es-MX"/>
-        </w:rPr>
-        <w:t xml:space="preserve"> cuello</w:t>
-      </w:r>
-      <w:r>
-        <w:rPr>
-          <w:lang w:val="es-MX"/>
-        </w:rPr>
-        <w:t xml:space="preserve"> ubicado en el borde superior del tronco</w:t>
-      </w:r>
-    </w:p>
-    <w:p>
-      <w:pPr>
-        <w:pStyle w:val="Prrafodelista"/>
-        <w:numPr>
-          <w:ilvl w:val="1"/>
-          <w:numId w:val="2"/>
-        </w:numPr>
-        <w:rPr>
-          <w:lang w:val="es-MX"/>
-        </w:rPr>
-      </w:pPr>
-      <w:r>
-        <w:rPr>
-          <w:lang w:val="es-MX"/>
-        </w:rPr>
-        <w:t xml:space="preserve">El </w:t>
-      </w:r>
-      <w:r>
-        <w:rPr>
-          <w:lang w:val="es-MX"/>
-        </w:rPr>
-        <w:t>joint pecho ubicado</w:t>
-      </w:r>
-      <w:r>
-        <w:rPr>
-          <w:lang w:val="es-MX"/>
-        </w:rPr>
-        <w:t xml:space="preserve"> en la mitad del tronco</w:t>
-      </w:r>
-      <w:r>
-        <w:rPr>
-          <w:lang w:val="es-MX"/>
-        </w:rPr>
-        <w:t xml:space="preserve">, hará parte de un sistema de 3 joint (ik)  que iran a las mano derecha y la mano izquierda, donde el sera el primero </w:t>
-      </w:r>
-    </w:p>
-    <w:p>
-      <w:pPr>
-        <w:pStyle w:val="Prrafodelista"/>
-        <w:numPr>
-          <w:ilvl w:val="2"/>
-          <w:numId w:val="2"/>
-        </w:numPr>
-        <w:ind w:left="1843"/>
-        <w:rPr>
-          <w:lang w:val="es-MX"/>
-        </w:rPr>
-      </w:pPr>
-      <w:r>
-        <w:rPr>
-          <w:lang w:val="es-MX"/>
-        </w:rPr>
-        <w:t>El segundo joint sera mano ubicado en el borde final derecho de la mano</w:t>
-      </w:r>
-    </w:p>
-    <w:p>
-      <w:pPr>
-        <w:pStyle w:val="Prrafodelista"/>
-        <w:numPr>
-          <w:ilvl w:val="2"/>
-          <w:numId w:val="2"/>
-        </w:numPr>
-        <w:ind w:left="1843"/>
-        <w:rPr>
-          <w:lang w:val="es-MX"/>
-        </w:rPr>
-      </w:pPr>
-      <w:r>
-        <w:rPr>
-          <w:lang w:val="es-MX"/>
-        </w:rPr>
-        <w:t xml:space="preserve">El tercer joint sera dedos ubicado en el borde final izquierdo de la mano </w:t>
-      </w:r>
-    </w:p>
-    <w:p>
-      <w:pPr>
-        <w:pStyle w:val="Prrafodelista"/>
-        <w:ind w:left="1080"/>
-        <w:rPr>
-          <w:lang w:val="es-MX"/>
-        </w:rPr>
-      </w:pPr>
-      <w:r>
-        <w:rPr>
-          <w:lang w:val="es-MX"/>
-        </w:rPr>
-        <w:t xml:space="preserve">Igual para la mano izquierda el joint pecho ser el primer joint </w:t>
-      </w:r>
-    </w:p>
-    <w:p>
-      <w:pPr>
-        <w:pStyle w:val="Prrafodelista"/>
-        <w:numPr>
-          <w:ilvl w:val="2"/>
-          <w:numId w:val="3"/>
-        </w:numPr>
-        <w:ind w:left="1843"/>
-        <w:rPr>
-          <w:lang w:val="es-MX"/>
-        </w:rPr>
-      </w:pPr>
-      <w:r>
-        <w:rPr>
-          <w:lang w:val="es-MX"/>
-        </w:rPr>
-        <w:t>El segundo joint sera mano ubicado en el borde final derecho de la mano</w:t>
-      </w:r>
-    </w:p>
-    <w:p>
-      <w:pPr>
-        <w:pStyle w:val="Prrafodelista"/>
-        <w:numPr>
-          <w:ilvl w:val="2"/>
-          <w:numId w:val="3"/>
-        </w:numPr>
-        <w:ind w:left="1843"/>
-        <w:rPr>
-          <w:lang w:val="es-MX"/>
-        </w:rPr>
-      </w:pPr>
-      <w:r>
-        <w:rPr>
-          <w:lang w:val="es-MX"/>
-        </w:rPr>
-        <w:t xml:space="preserve">El tercer joint sera dedos ubicado en el borde final izquierdo de la mano </w:t>
-      </w:r>
-    </w:p>
-    <w:p>
-      <w:pPr>
-        <w:pStyle w:val="Prrafodelista"/>
-        <w:ind w:left="1080"/>
-        <w:rPr>
-          <w:lang w:val="es-MX"/>
-        </w:rPr>
-      </w:pPr>
-    </w:p>
-    <w:p>
-      <w:pPr>
-        <w:pStyle w:val="Prrafodelista"/>
-        <w:numPr>
-          <w:ilvl w:val="1"/>
-          <w:numId w:val="3"/>
-        </w:numPr>
-        <w:rPr>
-          <w:lang w:val="es-MX"/>
-        </w:rPr>
-      </w:pPr>
-      <w:r>
-        <w:rPr>
-          <w:lang w:val="es-MX"/>
-        </w:rPr>
-        <w:t xml:space="preserve">El </w:t>
-      </w:r>
-      <w:r>
-        <w:rPr>
-          <w:lang w:val="es-MX"/>
-        </w:rPr>
-        <w:t>joint entrepierna</w:t>
-      </w:r>
-      <w:r>
-        <w:rPr>
-          <w:lang w:val="es-MX"/>
-        </w:rPr>
-        <w:t xml:space="preserve"> ubicado en el borde inferior del tronco </w:t>
-      </w:r>
-    </w:p>
-    <w:p>
-      <w:pPr>
-        <w:spacing w:after="0" w:line="240" w:lineRule="auto"/>
-        <w:rPr>
-          <w:sz w:val="12"/>
-          <w:szCs w:val="12"/>
-          <w:lang w:val="es-MX"/>
-        </w:rPr>
-      </w:pPr>
-      <w:r>
-        <w:rPr>
-          <w:sz w:val="12"/>
-          <w:szCs w:val="12"/>
-          <w:lang w:val="es-MX"/>
-        </w:rPr>
-        <w:t xml:space="preserve">       ___</w:t>
-      </w:r>
-    </w:p>
-    <w:p>
-      <w:pPr>
-        <w:spacing w:after="0" w:line="240" w:lineRule="auto"/>
-        <w:rPr>
-          <w:sz w:val="12"/>
-          <w:szCs w:val="12"/>
-          <w:lang w:val="es-MX"/>
-        </w:rPr>
-      </w:pPr>
-      <w:r>
-        <w:rPr>
-          <w:sz w:val="12"/>
-          <w:szCs w:val="12"/>
-          <w:lang w:val="es-MX"/>
-        </w:rPr>
-        <w:t xml:space="preserve">      /ooo\</w:t>
-      </w:r>
-    </w:p>
-    <w:p>
-      <w:pPr>
-        <w:spacing w:after="0" w:line="240" w:lineRule="auto"/>
-        <w:rPr>
-          <w:sz w:val="12"/>
-          <w:szCs w:val="12"/>
-          <w:lang w:val="es-MX"/>
-        </w:rPr>
-      </w:pPr>
-    </w:p>
-    <w:p>
-      <w:pPr>
-        <w:spacing w:after="0" w:line="240" w:lineRule="auto"/>
-        <w:rPr>
-          <w:sz w:val="12"/>
-          <w:szCs w:val="12"/>
-          <w:lang w:val="es-MX"/>
-        </w:rPr>
-      </w:pPr>
-      <w:r>
-        <w:rPr>
-          <w:sz w:val="12"/>
-          <w:szCs w:val="12"/>
-          <w:lang w:val="es-MX"/>
-        </w:rPr>
-        <w:t xml:space="preserve">     | [X] |  &lt;-- (Cabeza)</w:t>
-      </w:r>
-    </w:p>
-    <w:p>
-      <w:pPr>
-        <w:spacing w:after="0" w:line="240" w:lineRule="auto"/>
-        <w:rPr>
-          <w:sz w:val="12"/>
-          <w:szCs w:val="12"/>
-          <w:lang w:val="es-MX"/>
-        </w:rPr>
-      </w:pPr>
-      <w:r>
-        <w:rPr>
-          <w:sz w:val="12"/>
-          <w:szCs w:val="12"/>
-          <w:lang w:val="es-MX"/>
-        </w:rPr>
-        <w:t xml:space="preserve">      \___/</w:t>
-      </w:r>
-    </w:p>
-    <w:p>
-      <w:pPr>
-        <w:spacing w:after="0" w:line="240" w:lineRule="auto"/>
-        <w:rPr>
-          <w:sz w:val="12"/>
-          <w:szCs w:val="12"/>
-          <w:lang w:val="es-MX"/>
-        </w:rPr>
-      </w:pPr>
-      <w:r>
-        <w:rPr>
-          <w:sz w:val="12"/>
-          <w:szCs w:val="12"/>
-          <w:lang w:val="es-MX"/>
-        </w:rPr>
-        <w:t xml:space="preserve">    ___| |___</w:t>
-      </w:r>
-    </w:p>
-    <w:p>
-      <w:pPr>
-        <w:spacing w:after="0" w:line="240" w:lineRule="auto"/>
-        <w:rPr>
-          <w:sz w:val="12"/>
-          <w:szCs w:val="12"/>
-          <w:lang w:val="es-MX"/>
-        </w:rPr>
-      </w:pPr>
-      <w:r>
-        <w:rPr>
-          <w:sz w:val="12"/>
-          <w:szCs w:val="12"/>
-          <w:lang w:val="es-MX"/>
-        </w:rPr>
-        <w:t xml:space="preserve">   /    |    \</w:t>
-      </w:r>
-    </w:p>
-    <w:p>
-      <w:pPr>
-        <w:spacing w:after="0" w:line="240" w:lineRule="auto"/>
-        <w:rPr>
-          <w:sz w:val="12"/>
-          <w:szCs w:val="12"/>
-          <w:lang w:val="es-MX"/>
-        </w:rPr>
-      </w:pPr>
-      <w:r>
-        <w:rPr>
-          <w:sz w:val="12"/>
-          <w:szCs w:val="12"/>
-          <w:lang w:val="es-MX"/>
-        </w:rPr>
-        <w:t xml:space="preserve">  /  /| | |\  \</w:t>
-      </w:r>
-    </w:p>
-    <w:p>
-      <w:pPr>
-        <w:spacing w:after="0" w:line="240" w:lineRule="auto"/>
-        <w:rPr>
-          <w:sz w:val="12"/>
-          <w:szCs w:val="12"/>
-          <w:lang w:val="es-MX"/>
-        </w:rPr>
-      </w:pPr>
-      <w:r>
-        <w:rPr>
-          <w:sz w:val="12"/>
-          <w:szCs w:val="12"/>
-          <w:lang w:val="es-MX"/>
-        </w:rPr>
-        <w:t xml:space="preserve"> /  / | | | \  \____(Joint)</w:t>
-      </w:r>
-    </w:p>
-    <w:p>
-      <w:pPr>
-        <w:spacing w:after="0" w:line="240" w:lineRule="auto"/>
-        <w:rPr>
-          <w:sz w:val="12"/>
-          <w:szCs w:val="12"/>
-          <w:lang w:val="es-MX"/>
-        </w:rPr>
-      </w:pPr>
-    </w:p>
-    <w:p>
-      <w:pPr>
-        <w:spacing w:after="0" w:line="240" w:lineRule="auto"/>
-        <w:rPr>
-          <w:sz w:val="12"/>
-          <w:szCs w:val="12"/>
-          <w:lang w:val="es-MX"/>
-        </w:rPr>
-      </w:pPr>
-      <w:r>
-        <w:rPr>
-          <w:sz w:val="12"/>
-          <w:szCs w:val="12"/>
-          <w:lang w:val="es-MX"/>
-        </w:rPr>
-        <w:t>|__/  |_|_|  \__|--- ' '</w:t>
-      </w:r>
-    </w:p>
-    <w:p>
-      <w:pPr>
-        <w:spacing w:after="0" w:line="240" w:lineRule="auto"/>
-        <w:rPr>
-          <w:sz w:val="12"/>
-          <w:szCs w:val="12"/>
-          <w:lang w:val="es-MX"/>
-        </w:rPr>
-      </w:pPr>
-      <w:r>
-        <w:rPr>
-          <w:sz w:val="12"/>
-          <w:szCs w:val="12"/>
-          <w:lang w:val="es-MX"/>
-        </w:rPr>
-        <w:t xml:space="preserve">      |   |</w:t>
-      </w:r>
-    </w:p>
-    <w:p>
-      <w:pPr>
-        <w:spacing w:after="0" w:line="240" w:lineRule="auto"/>
-        <w:rPr>
-          <w:sz w:val="12"/>
-          <w:szCs w:val="12"/>
-          <w:lang w:val="es-MX"/>
-        </w:rPr>
-      </w:pPr>
-      <w:r>
-        <w:rPr>
-          <w:sz w:val="12"/>
-          <w:szCs w:val="12"/>
-          <w:lang w:val="es-MX"/>
-        </w:rPr>
-        <w:t xml:space="preserve">      |   |</w:t>
-      </w:r>
-    </w:p>
-    <w:p>
-      <w:pPr>
-        <w:spacing w:after="0" w:line="240" w:lineRule="auto"/>
-        <w:rPr>
-          <w:sz w:val="12"/>
-          <w:szCs w:val="12"/>
-          <w:lang w:val="es-MX"/>
-        </w:rPr>
-      </w:pPr>
-      <w:r>
-        <w:rPr>
-          <w:sz w:val="12"/>
-          <w:szCs w:val="12"/>
-          <w:lang w:val="es-MX"/>
-        </w:rPr>
-        <w:t xml:space="preserve">     /     \</w:t>
-      </w:r>
-    </w:p>
-    <w:p>
-      <w:pPr>
-        <w:spacing w:after="0" w:line="240" w:lineRule="auto"/>
-        <w:rPr>
-          <w:sz w:val="12"/>
-          <w:szCs w:val="12"/>
-          <w:lang w:val="es-MX"/>
-        </w:rPr>
-      </w:pPr>
-      <w:r>
-        <w:rPr>
-          <w:sz w:val="12"/>
-          <w:szCs w:val="12"/>
-          <w:lang w:val="es-MX"/>
-        </w:rPr>
-        <w:t xml:space="preserve">    /  / \  \</w:t>
-      </w:r>
-    </w:p>
-    <w:p>
-      <w:pPr>
-        <w:spacing w:after="0" w:line="240" w:lineRule="auto"/>
-        <w:rPr>
-          <w:sz w:val="12"/>
-          <w:szCs w:val="12"/>
-          <w:lang w:val="es-MX"/>
-        </w:rPr>
-      </w:pPr>
-      <w:r>
-        <w:rPr>
-          <w:sz w:val="12"/>
-          <w:szCs w:val="12"/>
-          <w:lang w:val="es-MX"/>
-        </w:rPr>
-        <w:t xml:space="preserve">   /  /   \  \</w:t>
-      </w:r>
-    </w:p>
-    <w:p>
-      <w:pPr>
-        <w:spacing w:after="0" w:line="240" w:lineRule="auto"/>
-        <w:rPr>
-          <w:sz w:val="12"/>
-          <w:szCs w:val="12"/>
-          <w:lang w:val="es-MX"/>
-        </w:rPr>
-      </w:pPr>
-    </w:p>
-    <w:p>
-      <w:pPr>
-        <w:spacing w:after="0" w:line="240" w:lineRule="auto"/>
-        <w:rPr>
-          <w:sz w:val="12"/>
-          <w:szCs w:val="12"/>
-          <w:lang w:val="es-MX"/>
-        </w:rPr>
-      </w:pPr>
-      <w:r>
-        <w:rPr>
-          <w:sz w:val="12"/>
-          <w:szCs w:val="12"/>
-          <w:lang w:val="es-MX"/>
-        </w:rPr>
-        <w:t xml:space="preserve">  |__|     |__|</w:t>
-      </w:r>
-    </w:p>
-    <w:p>
-      <w:r>
-        <w:t>Conejo</w:t>
-      </w:r>
-      <w:r>
-        <w:br/>
-      </w:r>
-      <w:r>
-        <w:rPr>
-          <w:rFonts w:ascii="Arial" w:hAnsi="Arial" w:cs="Arial"/>
-        </w:rPr>
-        <w:t>├</w:t>
-      </w:r>
-      <w:r>
-        <w:rPr>
-          <w:rFonts w:ascii="Calibri" w:hAnsi="Calibri" w:cs="Calibri"/>
-        </w:rPr>
-        <w:t>──</w:t>
-      </w:r>
-      <w:r>
+        <w:spacing w:after="0" w:line="240" w:lineRule="auto"/>
+      </w:pPr>
+      <w:r>
+        <w:rPr>
+          <w:lang w:val="es-MX"/>
+        </w:rPr>
+        <w:t>Esta super, mira yo había definido estos 2</w:t>
+      </w:r>
+      <w:r>
+        <w:rPr>
+          <w:lang w:val="es-MX"/>
+        </w:rPr>
+        <w:t>4</w:t>
+      </w:r>
+      <w:r>
+        <w:rPr>
+          <w:lang w:val="es-MX"/>
+        </w:rPr>
         <w:t xml:space="preserve"> </w:t>
       </w:r>
-      <w:r>
-        <w:t>Tronco</w:t>
-      </w:r>
-      <w:r>
-        <w:t xml:space="preserve"> (FK)</w:t>
-      </w:r>
-    </w:p>
-    <w:p>
-      <w:pPr>
-        <w:rPr>
-          <w:lang w:val="es-MX"/>
-        </w:rPr>
-      </w:pPr>
-      <w:r>
-        <w:rPr>
-          <w:rFonts w:ascii="Arial" w:hAnsi="Arial" w:cs="Arial"/>
-        </w:rPr>
-        <w:t>├</w:t>
-      </w:r>
-      <w:r>
-        <w:rPr>
-          <w:rFonts w:ascii="Calibri" w:hAnsi="Calibri" w:cs="Calibri"/>
-        </w:rPr>
-        <w:t>──</w:t>
-      </w:r>
-      <w:r>
-        <w:t xml:space="preserve"> orejaL (FK)</w:t>
-      </w:r>
-      <w:r>
-        <w:br/>
-        <w:t>│ └── head</w:t>
-      </w:r>
-      <w:r>
-        <w:br/>
-        <w:t xml:space="preserve">│ </w:t>
-      </w:r>
-      <w:r>
-        <w:rPr>
-          <w:rFonts w:ascii="Arial" w:hAnsi="Arial" w:cs="Arial"/>
-        </w:rPr>
-        <w:t>├</w:t>
-      </w:r>
-      <w:r>
-        <w:rPr>
-          <w:rFonts w:ascii="Calibri" w:hAnsi="Calibri" w:cs="Calibri"/>
-        </w:rPr>
-        <w:t>──</w:t>
-      </w:r>
-      <w:r>
-        <w:t xml:space="preserve"> orejaL (FK)</w:t>
-      </w:r>
-      <w:r>
-        <w:br/>
-        <w:t>│ └── orejaR (FK)</w:t>
-      </w:r>
-      <w:r>
-        <w:br/>
-        <w:t>│</w:t>
-      </w:r>
-      <w:r>
-        <w:br/>
-      </w:r>
-      <w:r>
-        <w:rPr>
-          <w:rFonts w:ascii="Arial" w:hAnsi="Arial" w:cs="Arial"/>
-        </w:rPr>
-        <w:t>├</w:t>
-      </w:r>
-      <w:r>
-        <w:rPr>
-          <w:rFonts w:ascii="Calibri" w:hAnsi="Calibri" w:cs="Calibri"/>
-        </w:rPr>
-        <w:t>──</w:t>
-      </w:r>
-      <w:r>
-        <w:t xml:space="preserve"> brazoL (FK)</w:t>
-      </w:r>
-      <w:r>
-        <w:br/>
-      </w:r>
-      <w:r>
-        <w:rPr>
-          <w:rFonts w:ascii="Arial" w:hAnsi="Arial" w:cs="Arial"/>
-        </w:rPr>
-        <w:t>├</w:t>
-      </w:r>
-      <w:r>
-        <w:rPr>
-          <w:rFonts w:ascii="Calibri" w:hAnsi="Calibri" w:cs="Calibri"/>
-        </w:rPr>
-        <w:t>──</w:t>
-      </w:r>
-      <w:r>
-        <w:t xml:space="preserve"> brazoR (FK)</w:t>
-      </w:r>
-      <w:r>
-        <w:br/>
-        <w:t>│</w:t>
-      </w:r>
-      <w:r>
-        <w:br/>
-      </w:r>
-      <w:r>
-        <w:rPr>
-          <w:rFonts w:ascii="Arial" w:hAnsi="Arial" w:cs="Arial"/>
-        </w:rPr>
-        <w:t>├</w:t>
-      </w:r>
-      <w:r>
-        <w:rPr>
-          <w:rFonts w:ascii="Calibri" w:hAnsi="Calibri" w:cs="Calibri"/>
-        </w:rPr>
-        <w:t>──</w:t>
-      </w:r>
-      <w:r>
-        <w:t xml:space="preserve"> piernaL (FK / IK SWITCH)</w:t>
-      </w:r>
-      <w:r>
-        <w:br/>
-        <w:t>└── piernaR (FK / IK SWITCH)</w:t>
-      </w:r>
-      <w:r>
-        <w:rPr>
-          <w:lang w:val="es-MX"/>
-        </w:rPr>
-        <w:t xml:space="preserve"> </w:t>
-      </w:r>
-    </w:p>
-    <w:p>
-      <w:pPr>
-        <w:rPr>
-          <w:lang w:val="es-MX"/>
-        </w:rPr>
-      </w:pPr>
-    </w:p>
-    <w:p>
-      <w:pPr>
-        <w:rPr>
-          <w:lang w:val="es-MX"/>
-        </w:rPr>
-      </w:pPr>
-    </w:p>
-    <w:p>
-      <w:pPr>
-        <w:rPr>
-          <w:lang w:val="es-MX"/>
-        </w:rPr>
-      </w:pPr>
-    </w:p>
-    <w:p>
-      <w:pPr>
-        <w:rPr>
-          <w:lang w:val="es-MX"/>
-        </w:rPr>
-      </w:pPr>
-    </w:p>
-    <w:p>
-      <w:pPr>
-        <w:rPr>
-          <w:lang w:val="es-MX"/>
-        </w:rPr>
-      </w:pPr>
-    </w:p>
-    <w:p>
-      <w:pPr>
-        <w:rPr>
-          <w:lang w:val="es-MX"/>
-        </w:rPr>
-      </w:pPr>
-    </w:p>
-    <w:p>
-      <w:pPr>
-        <w:spacing w:after="0" w:line="240" w:lineRule="auto"/>
-      </w:pPr>
-      <w:r>
-        <w:rPr>
-          <w:lang w:val="es-MX"/>
-        </w:rPr>
-        <w:lastRenderedPageBreak/>
-        <w:t>Esta super, mira yo había definido estos 2</w:t>
-      </w:r>
-      <w:r>
-        <w:rPr>
-          <w:lang w:val="es-MX"/>
-        </w:rPr>
-        <w:t>4</w:t>
-      </w:r>
-      <w:r>
-        <w:rPr>
-          <w:lang w:val="es-MX"/>
-        </w:rPr>
-        <w:t xml:space="preserve"> joints (los 0 son los joints)</w:t>
-      </w:r>
-      <w:r>
-        <w:t xml:space="preserve"> van asi: </w:t>
+      <w:proofErr w:type="spellStart"/>
+      <w:r>
+        <w:rPr>
+          <w:lang w:val="es-MX"/>
+        </w:rPr>
+        <w:t>joints</w:t>
+      </w:r>
+      <w:proofErr w:type="spellEnd"/>
+      <w:r>
+        <w:rPr>
+          <w:lang w:val="es-MX"/>
+        </w:rPr>
+        <w:t xml:space="preserve"> (los 0 son los </w:t>
+      </w:r>
+      <w:proofErr w:type="spellStart"/>
+      <w:r>
+        <w:rPr>
+          <w:lang w:val="es-MX"/>
+        </w:rPr>
+        <w:t>joints</w:t>
+      </w:r>
+      <w:proofErr w:type="spellEnd"/>
+      <w:r>
+        <w:rPr>
+          <w:lang w:val="es-MX"/>
+        </w:rPr>
+        <w:t>)</w:t>
+      </w:r>
+      <w:r>
+        <w:t xml:space="preserve"> van </w:t>
+      </w:r>
+      <w:proofErr w:type="spellStart"/>
+      <w:r>
+        <w:t>asi</w:t>
+      </w:r>
+      <w:proofErr w:type="spellEnd"/>
+      <w:r>
+        <w:t xml:space="preserve">: </w:t>
       </w:r>
     </w:p>
     <w:p>
@@ -960,7 +270,49 @@
         <w:rPr>
           <w:lang w:val="es-MX"/>
         </w:rPr>
-        <w:t>Todos irían con sistema ik, apra que se doblen por el joint del centro como si fueran todos pies asi como el que había hecho…</w:t>
+        <w:t xml:space="preserve">Todos irían con sistema ik, </w:t>
+      </w:r>
+      <w:proofErr w:type="spellStart"/>
+      <w:r>
+        <w:rPr>
+          <w:lang w:val="es-MX"/>
+        </w:rPr>
+        <w:t>apra</w:t>
+      </w:r>
+      <w:proofErr w:type="spellEnd"/>
+      <w:r>
+        <w:rPr>
+          <w:lang w:val="es-MX"/>
+        </w:rPr>
+        <w:t xml:space="preserve"> que se doblen por el </w:t>
+      </w:r>
+      <w:proofErr w:type="spellStart"/>
+      <w:r>
+        <w:rPr>
+          <w:lang w:val="es-MX"/>
+        </w:rPr>
+        <w:t>joint</w:t>
+      </w:r>
+      <w:proofErr w:type="spellEnd"/>
+      <w:r>
+        <w:rPr>
+          <w:lang w:val="es-MX"/>
+        </w:rPr>
+        <w:t xml:space="preserve"> del centro como si fueran todos pies </w:t>
+      </w:r>
+      <w:proofErr w:type="spellStart"/>
+      <w:r>
+        <w:rPr>
+          <w:lang w:val="es-MX"/>
+        </w:rPr>
+        <w:t>asi</w:t>
+      </w:r>
+      <w:proofErr w:type="spellEnd"/>
+      <w:r>
+        <w:rPr>
+          <w:lang w:val="es-MX"/>
+        </w:rPr>
+        <w:t xml:space="preserve"> como el que había hecho…</w:t>
       </w:r>
     </w:p>
     <w:p>
@@ -986,33 +338,167 @@
         </w:rPr>
         <w:t xml:space="preserve">Mi pregunta es </w:t>
       </w:r>
-    </w:p>
-    <w:p>
-      <w:pPr>
-        <w:pStyle w:val="Prrafodelista"/>
-        <w:spacing w:after="0" w:line="240" w:lineRule="auto"/>
-        <w:rPr>
-          <w:lang w:val="es-MX"/>
-        </w:rPr>
-      </w:pPr>
-    </w:p>
-    <w:p>
-      <w:pPr>
-        <w:pStyle w:val="Prrafodelista"/>
-        <w:spacing w:after="0" w:line="240" w:lineRule="auto"/>
-        <w:rPr>
-          <w:lang w:val="es-MX"/>
-        </w:rPr>
-      </w:pPr>
-    </w:p>
-    <w:p>
-      <w:pPr>
-        <w:pStyle w:val="Prrafodelista"/>
-        <w:spacing w:after="0" w:line="240" w:lineRule="auto"/>
-        <w:rPr>
-          <w:lang w:val="es-MX"/>
-        </w:rPr>
-      </w:pPr>
+      <w:r>
+        <w:rPr>
+          <w:lang w:val="es-MX"/>
+        </w:rPr>
+        <w:t xml:space="preserve">como hago para unirlos todos, </w:t>
+      </w:r>
+      <w:proofErr w:type="spellStart"/>
+      <w:r>
+        <w:rPr>
+          <w:lang w:val="es-MX"/>
+        </w:rPr>
+        <w:t>osea</w:t>
+      </w:r>
+      <w:proofErr w:type="spellEnd"/>
+      <w:r>
+        <w:rPr>
+          <w:lang w:val="es-MX"/>
+        </w:rPr>
+        <w:t xml:space="preserve"> por ejemplo el 3 con el </w:t>
+      </w:r>
+      <w:proofErr w:type="gramStart"/>
+      <w:r>
+        <w:rPr>
+          <w:lang w:val="es-MX"/>
+        </w:rPr>
+        <w:t>22..?</w:t>
+      </w:r>
+      <w:proofErr w:type="gramEnd"/>
+      <w:r>
+        <w:rPr>
+          <w:lang w:val="es-MX"/>
+        </w:rPr>
+        <w:t xml:space="preserve"> para que todos sean un cuerpo…</w:t>
+      </w:r>
+    </w:p>
+    <w:p>
+      <w:pPr>
+        <w:pStyle w:val="Prrafodelista"/>
+        <w:spacing w:after="0" w:line="240" w:lineRule="auto"/>
+        <w:rPr>
+          <w:lang w:val="es-MX"/>
+        </w:rPr>
+      </w:pPr>
+      <w:proofErr w:type="gramStart"/>
+      <w:r>
+        <w:rPr>
+          <w:lang w:val="es-MX"/>
+        </w:rPr>
+        <w:t>Podrías darme el código para que me genere estos 21 j</w:t>
+      </w:r>
+      <w:proofErr w:type="spellStart"/>
+      <w:r>
+        <w:rPr>
+          <w:lang w:val="es-MX"/>
+        </w:rPr>
+        <w:t>oints</w:t>
+      </w:r>
+      <w:proofErr w:type="spellEnd"/>
+      <w:r>
+        <w:rPr>
+          <w:lang w:val="es-MX"/>
+        </w:rPr>
+        <w:t>?</w:t>
+      </w:r>
+      <w:proofErr w:type="gramEnd"/>
+      <w:r>
+        <w:rPr>
+          <w:lang w:val="es-MX"/>
+        </w:rPr>
+        <w:t xml:space="preserve"> </w:t>
+      </w:r>
+      <w:proofErr w:type="gramStart"/>
+      <w:r>
+        <w:rPr>
+          <w:lang w:val="es-MX"/>
+        </w:rPr>
+        <w:t>Coplanares Y todos unidos?</w:t>
+      </w:r>
+      <w:proofErr w:type="gramEnd"/>
+      <w:r>
+        <w:rPr>
+          <w:lang w:val="es-MX"/>
+        </w:rPr>
+        <w:t xml:space="preserve"> Pero cada uno con </w:t>
+      </w:r>
+      <w:proofErr w:type="gramStart"/>
+      <w:r>
+        <w:rPr>
+          <w:lang w:val="es-MX"/>
+        </w:rPr>
+        <w:t>sus sistema</w:t>
+      </w:r>
+      <w:proofErr w:type="gramEnd"/>
+      <w:r>
+        <w:rPr>
+          <w:lang w:val="es-MX"/>
+        </w:rPr>
+        <w:t xml:space="preserve"> </w:t>
+      </w:r>
+    </w:p>
+    <w:p>
+      <w:pPr>
+        <w:pStyle w:val="Prrafodelista"/>
+        <w:spacing w:after="0" w:line="240" w:lineRule="auto"/>
+        <w:rPr>
+          <w:lang w:val="es-MX"/>
+        </w:rPr>
+      </w:pPr>
+    </w:p>
+    <w:p>
+      <w:pPr>
+        <w:pStyle w:val="Prrafodelista"/>
+        <w:spacing w:after="0" w:line="240" w:lineRule="auto"/>
+        <w:rPr>
+          <w:lang w:val="es-MX"/>
+        </w:rPr>
+      </w:pPr>
+    </w:p>
+    <w:p>
+      <w:pPr>
+        <w:pStyle w:val="Prrafodelista"/>
+        <w:spacing w:after="0" w:line="240" w:lineRule="auto"/>
+        <w:rPr>
+          <w:lang w:val="es-MX"/>
+        </w:rPr>
+      </w:pPr>
+    </w:p>
+    <w:p>
+      <w:pPr>
+        <w:pStyle w:val="Prrafodelista"/>
+        <w:spacing w:after="0" w:line="240" w:lineRule="auto"/>
+        <w:rPr>
+          <w:lang w:val="es-MX"/>
+        </w:rPr>
+      </w:pPr>
+      <w:r>
+        <w:rPr>
+          <w:lang w:val="es-MX"/>
+        </w:rPr>
+        <w:t>…</w:t>
+      </w:r>
+      <w:r>
+        <w:rPr>
+          <w:lang w:val="es-MX"/>
+        </w:rPr>
+        <w:t>………</w:t>
+      </w:r>
+      <w:proofErr w:type="gramStart"/>
+      <w:r>
+        <w:rPr>
+          <w:lang w:val="es-MX"/>
+        </w:rPr>
+        <w:t>…….</w:t>
+      </w:r>
+      <w:proofErr w:type="gramEnd"/>
+      <w:r>
+        <w:rPr>
+          <w:lang w:val="es-MX"/>
+        </w:rPr>
+        <w:t>.</w:t>
+      </w:r>
       <w:r>
         <w:rPr>
           <w:lang w:val="es-MX"/>
@@ -1049,6 +535,18 @@
         </w:rPr>
         <w:t>………..</w:t>
       </w:r>
+      <w:r>
+        <w:rPr>
+          <w:lang w:val="es-MX"/>
+        </w:rPr>
+        <w:t>……………..</w:t>
+      </w:r>
+      <w:r>
+        <w:rPr>
+          <w:lang w:val="es-MX"/>
+        </w:rPr>
+        <w:t>…….</w:t>
+      </w:r>
     </w:p>
     <w:p>
       <w:pPr>
@@ -1062,6 +560,18 @@
         <w:rPr>
           <w:lang w:val="es-MX"/>
         </w:rPr>
+        <w:t>…</w:t>
+      </w:r>
+      <w:r>
+        <w:rPr>
+          <w:lang w:val="es-MX"/>
+        </w:rPr>
+        <w:t>……………..</w:t>
+      </w:r>
+      <w:r>
+        <w:rPr>
+          <w:lang w:val="es-MX"/>
+        </w:rPr>
         <w:t>………….</w:t>
       </w:r>
       <w:r>
@@ -1092,6 +602,18 @@
         <w:rPr>
           <w:lang w:val="es-MX"/>
         </w:rPr>
+        <w:t>……………..</w:t>
+      </w:r>
+      <w:r>
+        <w:rPr>
+          <w:lang w:val="es-MX"/>
+        </w:rPr>
+        <w:t>…….</w:t>
+      </w:r>
+      <w:r>
+        <w:rPr>
+          <w:lang w:val="es-MX"/>
+        </w:rPr>
         <w:t xml:space="preserve">           </w:t>
       </w:r>
     </w:p>
@@ -1107,6 +629,32 @@
         <w:rPr>
           <w:lang w:val="es-MX"/>
         </w:rPr>
+        <w:t>…</w:t>
+      </w:r>
+      <w:r>
+        <w:rPr>
+          <w:lang w:val="es-MX"/>
+        </w:rPr>
+        <w:t>………</w:t>
+      </w:r>
+      <w:proofErr w:type="gramStart"/>
+      <w:r>
+        <w:rPr>
+          <w:lang w:val="es-MX"/>
+        </w:rPr>
+        <w:t>…….</w:t>
+      </w:r>
+      <w:proofErr w:type="gramEnd"/>
+      <w:r>
+        <w:rPr>
+          <w:lang w:val="es-MX"/>
+        </w:rPr>
+        <w:t>.</w:t>
+      </w:r>
+      <w:r>
+        <w:rPr>
+          <w:lang w:val="es-MX"/>
+        </w:rPr>
         <w:t>……….</w:t>
       </w:r>
       <w:r>
@@ -1143,7 +691,25 @@
         <w:rPr>
           <w:lang w:val="es-MX"/>
         </w:rPr>
-        <w:t xml:space="preserve">…………       </w:t>
+        <w:t>…………</w:t>
+      </w:r>
+      <w:r>
+        <w:rPr>
+          <w:lang w:val="es-MX"/>
+        </w:rPr>
+        <w:t>……………..</w:t>
+      </w:r>
+      <w:r>
+        <w:rPr>
+          <w:lang w:val="es-MX"/>
+        </w:rPr>
+        <w:t>…….</w:t>
+      </w:r>
+      <w:r>
+        <w:rPr>
+          <w:lang w:val="es-MX"/>
+        </w:rPr>
+        <w:t xml:space="preserve">       </w:t>
       </w:r>
       <w:r>
         <w:rPr>
@@ -1164,6 +730,18 @@
         <w:rPr>
           <w:lang w:val="es-MX"/>
         </w:rPr>
+        <w:t>…</w:t>
+      </w:r>
+      <w:r>
+        <w:rPr>
+          <w:lang w:val="es-MX"/>
+        </w:rPr>
+        <w:t>……………..</w:t>
+      </w:r>
+      <w:r>
+        <w:rPr>
+          <w:lang w:val="es-MX"/>
+        </w:rPr>
         <w:t>………….</w:t>
       </w:r>
       <w:r>
@@ -1190,15 +768,53 @@
         </w:rPr>
         <w:t>………….</w:t>
       </w:r>
-    </w:p>
-    <w:p>
-      <w:pPr>
-        <w:pStyle w:val="Prrafodelista"/>
-        <w:spacing w:after="0" w:line="240" w:lineRule="auto"/>
-        <w:rPr>
-          <w:lang w:val="es-MX"/>
-        </w:rPr>
-      </w:pPr>
+      <w:r>
+        <w:rPr>
+          <w:lang w:val="es-MX"/>
+        </w:rPr>
+        <w:t>……………..</w:t>
+      </w:r>
+      <w:r>
+        <w:rPr>
+          <w:lang w:val="es-MX"/>
+        </w:rPr>
+        <w:t>…….</w:t>
+      </w:r>
+    </w:p>
+    <w:p>
+      <w:pPr>
+        <w:pStyle w:val="Prrafodelista"/>
+        <w:spacing w:after="0" w:line="240" w:lineRule="auto"/>
+        <w:rPr>
+          <w:lang w:val="es-MX"/>
+        </w:rPr>
+      </w:pPr>
+      <w:r>
+        <w:rPr>
+          <w:lang w:val="es-MX"/>
+        </w:rPr>
+        <w:t>…</w:t>
+      </w:r>
+      <w:r>
+        <w:rPr>
+          <w:lang w:val="es-MX"/>
+        </w:rPr>
+        <w:t>………</w:t>
+      </w:r>
+      <w:proofErr w:type="gramStart"/>
+      <w:r>
+        <w:rPr>
+          <w:lang w:val="es-MX"/>
+        </w:rPr>
+        <w:t>…….</w:t>
+      </w:r>
+      <w:proofErr w:type="gramEnd"/>
+      <w:r>
+        <w:rPr>
+          <w:lang w:val="es-MX"/>
+        </w:rPr>
+        <w:t>.</w:t>
+      </w:r>
       <w:r>
         <w:rPr>
           <w:lang w:val="es-MX"/>
@@ -1229,15 +845,59 @@
         </w:rPr>
         <w:t>………..</w:t>
       </w:r>
-    </w:p>
-    <w:p>
-      <w:pPr>
-        <w:pStyle w:val="Prrafodelista"/>
-        <w:spacing w:after="0" w:line="240" w:lineRule="auto"/>
-        <w:rPr>
-          <w:lang w:val="es-MX"/>
-        </w:rPr>
-      </w:pPr>
+      <w:r>
+        <w:rPr>
+          <w:lang w:val="es-MX"/>
+        </w:rPr>
+        <w:t xml:space="preserve"> </w:t>
+      </w:r>
+      <w:r>
+        <w:rPr>
+          <w:lang w:val="es-MX"/>
+        </w:rPr>
+        <w:t>……………..</w:t>
+      </w:r>
+      <w:r>
+        <w:rPr>
+          <w:lang w:val="es-MX"/>
+        </w:rPr>
+        <w:t>…….</w:t>
+      </w:r>
+    </w:p>
+    <w:p>
+      <w:pPr>
+        <w:pStyle w:val="Prrafodelista"/>
+        <w:spacing w:after="0" w:line="240" w:lineRule="auto"/>
+        <w:rPr>
+          <w:lang w:val="es-MX"/>
+        </w:rPr>
+      </w:pPr>
+      <w:r>
+        <w:rPr>
+          <w:lang w:val="es-MX"/>
+        </w:rPr>
+        <w:t>…</w:t>
+      </w:r>
+      <w:r>
+        <w:rPr>
+          <w:lang w:val="es-MX"/>
+        </w:rPr>
+        <w:t>………</w:t>
+      </w:r>
+      <w:proofErr w:type="gramStart"/>
+      <w:r>
+        <w:rPr>
+          <w:lang w:val="es-MX"/>
+        </w:rPr>
+        <w:t>…….</w:t>
+      </w:r>
+      <w:proofErr w:type="gramEnd"/>
+      <w:r>
+        <w:rPr>
+          <w:lang w:val="es-MX"/>
+        </w:rPr>
+        <w:t>.</w:t>
+      </w:r>
       <w:r>
         <w:rPr>
           <w:lang w:val="es-MX"/>
@@ -1260,30 +920,904 @@
         <w:rPr>
           <w:lang w:val="es-MX"/>
         </w:rPr>
+        <w:t>…..</w:t>
+      </w:r>
+      <w:r>
+        <w:rPr>
+          <w:lang w:val="es-MX"/>
+        </w:rPr>
+        <w:t xml:space="preserve"> </w:t>
+      </w:r>
+      <w:r>
+        <w:rPr>
+          <w:lang w:val="es-MX"/>
+        </w:rPr>
+        <w:t>……………..</w:t>
+      </w:r>
+      <w:r>
+        <w:rPr>
+          <w:lang w:val="es-MX"/>
+        </w:rPr>
+        <w:t>…….</w:t>
+      </w:r>
+      <w:r>
+        <w:rPr>
+          <w:lang w:val="es-MX"/>
+        </w:rPr>
         <w:tab/>
+      </w:r>
+      <w:r>
+        <w:rPr>
+          <w:lang w:val="es-MX"/>
+        </w:rPr>
+        <w:t>&lt;--Frente</w:t>
+      </w:r>
+    </w:p>
+    <w:p>
+      <w:pPr>
+        <w:pStyle w:val="Prrafodelista"/>
+        <w:spacing w:after="0" w:line="240" w:lineRule="auto"/>
+        <w:rPr>
+          <w:lang w:val="es-MX"/>
+        </w:rPr>
+      </w:pPr>
+      <w:r>
+        <w:rPr>
+          <w:lang w:val="es-MX"/>
+        </w:rPr>
+        <w:t>…</w:t>
+      </w:r>
+      <w:r>
+        <w:rPr>
+          <w:lang w:val="es-MX"/>
+        </w:rPr>
+        <w:t>……………..</w:t>
+      </w:r>
+      <w:r>
+        <w:rPr>
+          <w:lang w:val="es-MX"/>
+        </w:rPr>
         <w:t>…..</w:t>
       </w:r>
       <w:r>
         <w:rPr>
           <w:lang w:val="es-MX"/>
         </w:rPr>
+        <w:t>|</w:t>
+      </w:r>
+      <w:r>
+        <w:rPr>
+          <w:lang w:val="es-MX"/>
+        </w:rPr>
+        <w:t xml:space="preserve">              </w:t>
+      </w:r>
+      <w:r>
+        <w:rPr>
+          <w:lang w:val="es-MX"/>
+        </w:rPr>
+        <w:t xml:space="preserve">  </w:t>
+      </w:r>
+      <w:r>
+        <w:rPr>
+          <w:lang w:val="es-MX"/>
+        </w:rPr>
+        <w:t xml:space="preserve"> </w:t>
+      </w:r>
+      <w:r>
+        <w:rPr>
+          <w:lang w:val="es-MX"/>
+        </w:rPr>
+        <w:t>|</w:t>
+      </w:r>
+      <w:r>
+        <w:rPr>
+          <w:lang w:val="es-MX"/>
+        </w:rPr>
+        <w:t xml:space="preserve">                </w:t>
+      </w:r>
+      <w:r>
+        <w:rPr>
+          <w:lang w:val="es-MX"/>
+        </w:rPr>
+        <w:t>|</w:t>
+      </w:r>
+      <w:r>
+        <w:rPr>
+          <w:lang w:val="es-MX"/>
+        </w:rPr>
+        <w:t>….</w:t>
+      </w:r>
+      <w:r>
+        <w:rPr>
+          <w:lang w:val="es-MX"/>
+        </w:rPr>
+        <w:t>……………..</w:t>
+      </w:r>
+      <w:r>
+        <w:rPr>
+          <w:lang w:val="es-MX"/>
+        </w:rPr>
+        <w:t>…….</w:t>
+      </w:r>
+    </w:p>
+    <w:p>
+      <w:pPr>
+        <w:pStyle w:val="Prrafodelista"/>
+        <w:spacing w:after="0" w:line="240" w:lineRule="auto"/>
+        <w:rPr>
+          <w:lang w:val="es-MX"/>
+        </w:rPr>
+      </w:pPr>
+      <w:r>
+        <w:rPr>
+          <w:lang w:val="es-MX"/>
+        </w:rPr>
+        <w:t>…</w:t>
+      </w:r>
+      <w:r>
+        <w:rPr>
+          <w:lang w:val="es-MX"/>
+        </w:rPr>
+        <w:t>………</w:t>
+      </w:r>
+      <w:proofErr w:type="gramStart"/>
+      <w:r>
+        <w:rPr>
+          <w:lang w:val="es-MX"/>
+        </w:rPr>
+        <w:t>…….</w:t>
+      </w:r>
+      <w:proofErr w:type="gramEnd"/>
+      <w:r>
+        <w:rPr>
+          <w:lang w:val="es-MX"/>
+        </w:rPr>
+        <w:t>.</w:t>
+      </w:r>
+      <w:r>
+        <w:rPr>
+          <w:lang w:val="es-MX"/>
+        </w:rPr>
+        <w:t>…..</w:t>
+      </w:r>
+      <w:r>
+        <w:rPr>
+          <w:lang w:val="es-MX"/>
+        </w:rPr>
+        <w:t>|</w:t>
+      </w:r>
+      <w:r>
+        <w:rPr>
+          <w:lang w:val="es-MX"/>
+        </w:rPr>
+        <w:t xml:space="preserve">        </w:t>
+      </w:r>
+      <w:r>
+        <w:rPr>
+          <w:lang w:val="es-MX"/>
+        </w:rPr>
+        <w:t>O</w:t>
+      </w:r>
+      <w:r>
+        <w:rPr>
+          <w:lang w:val="es-MX"/>
+        </w:rPr>
+        <w:t xml:space="preserve">      </w:t>
+      </w:r>
+      <w:r>
+        <w:rPr>
+          <w:lang w:val="es-MX"/>
+        </w:rPr>
+        <w:t>|</w:t>
+      </w:r>
+      <w:r>
+        <w:rPr>
+          <w:lang w:val="es-MX"/>
+        </w:rPr>
+        <w:t xml:space="preserve">      </w:t>
+      </w:r>
+      <w:r>
+        <w:rPr>
+          <w:lang w:val="es-MX"/>
+        </w:rPr>
+        <w:t>O</w:t>
+      </w:r>
+      <w:r>
+        <w:rPr>
+          <w:lang w:val="es-MX"/>
+        </w:rPr>
+        <w:t xml:space="preserve">       </w:t>
+      </w:r>
+      <w:r>
+        <w:rPr>
+          <w:lang w:val="es-MX"/>
+        </w:rPr>
+        <w:t>|</w:t>
+      </w:r>
+      <w:r>
+        <w:rPr>
+          <w:lang w:val="es-MX"/>
+        </w:rPr>
+        <w:t>….</w:t>
+      </w:r>
+      <w:r>
+        <w:rPr>
+          <w:lang w:val="es-MX"/>
+        </w:rPr>
+        <w:t>……………..</w:t>
+      </w:r>
+      <w:r>
+        <w:rPr>
+          <w:lang w:val="es-MX"/>
+        </w:rPr>
+        <w:t>…….</w:t>
+      </w:r>
+    </w:p>
+    <w:p>
+      <w:pPr>
+        <w:pStyle w:val="Prrafodelista"/>
+        <w:spacing w:after="0" w:line="240" w:lineRule="auto"/>
+        <w:rPr>
+          <w:lang w:val="es-MX"/>
+        </w:rPr>
+      </w:pPr>
+      <w:r>
+        <w:rPr>
+          <w:lang w:val="es-MX"/>
+        </w:rPr>
+        <w:t>…</w:t>
+      </w:r>
+      <w:r>
+        <w:rPr>
+          <w:lang w:val="es-MX"/>
+        </w:rPr>
+        <w:t>……………..</w:t>
+      </w:r>
+      <w:r>
+        <w:rPr>
+          <w:lang w:val="es-MX"/>
+        </w:rPr>
+        <w:t>…..</w:t>
+      </w:r>
+      <w:r>
+        <w:rPr>
+          <w:lang w:val="es-MX"/>
+        </w:rPr>
+        <w:t>|</w:t>
+      </w:r>
+      <w:r>
+        <w:rPr>
+          <w:lang w:val="es-MX"/>
+        </w:rPr>
+        <w:t xml:space="preserve">                 </w:t>
+      </w:r>
+      <w:r>
+        <w:rPr>
+          <w:lang w:val="es-MX"/>
+        </w:rPr>
+        <w:t>|</w:t>
+      </w:r>
+      <w:r>
+        <w:rPr>
+          <w:lang w:val="es-MX"/>
+        </w:rPr>
+        <w:t xml:space="preserve">   </w:t>
+      </w:r>
+      <w:r>
+        <w:rPr>
+          <w:lang w:val="es-MX"/>
+        </w:rPr>
+        <w:t xml:space="preserve">      </w:t>
+      </w:r>
+      <w:r>
+        <w:rPr>
+          <w:lang w:val="es-MX"/>
+        </w:rPr>
+        <w:t xml:space="preserve">       </w:t>
+      </w:r>
+      <w:r>
+        <w:rPr>
+          <w:lang w:val="es-MX"/>
+        </w:rPr>
+        <w:t>|</w:t>
+      </w:r>
+      <w:r>
+        <w:rPr>
+          <w:lang w:val="es-MX"/>
+        </w:rPr>
+        <w:t>….</w:t>
+      </w:r>
+      <w:r>
+        <w:rPr>
+          <w:lang w:val="es-MX"/>
+        </w:rPr>
+        <w:t>……………..</w:t>
+      </w:r>
+      <w:r>
+        <w:rPr>
+          <w:lang w:val="es-MX"/>
+        </w:rPr>
+        <w:t>…….</w:t>
+      </w:r>
+    </w:p>
+    <w:p>
+      <w:pPr>
+        <w:pStyle w:val="Prrafodelista"/>
+        <w:spacing w:after="0" w:line="240" w:lineRule="auto"/>
+        <w:rPr>
+          <w:lang w:val="es-MX"/>
+        </w:rPr>
+      </w:pPr>
+      <w:r>
+        <w:rPr>
+          <w:lang w:val="es-MX"/>
+        </w:rPr>
+        <w:t>…</w:t>
+      </w:r>
+      <w:r>
+        <w:rPr>
+          <w:lang w:val="es-MX"/>
+        </w:rPr>
+        <w:t>………</w:t>
+      </w:r>
+      <w:proofErr w:type="gramStart"/>
+      <w:r>
+        <w:rPr>
+          <w:lang w:val="es-MX"/>
+        </w:rPr>
+        <w:t>…….</w:t>
+      </w:r>
+      <w:proofErr w:type="gramEnd"/>
+      <w:r>
+        <w:rPr>
+          <w:lang w:val="es-MX"/>
+        </w:rPr>
+        <w:t>.</w:t>
+      </w:r>
+      <w:r>
+        <w:rPr>
+          <w:lang w:val="es-MX"/>
+        </w:rPr>
+        <w:t>…..</w:t>
+      </w:r>
+      <w:r>
+        <w:rPr>
+          <w:lang w:val="es-MX"/>
+        </w:rPr>
+        <w:t>|</w:t>
+      </w:r>
+      <w:r>
+        <w:rPr>
+          <w:lang w:val="es-MX"/>
+        </w:rPr>
+        <w:t xml:space="preserve">               </w:t>
+      </w:r>
+      <w:r>
+        <w:rPr>
+          <w:lang w:val="es-MX"/>
+        </w:rPr>
+        <w:t xml:space="preserve"> </w:t>
+      </w:r>
+      <w:r>
+        <w:rPr>
+          <w:lang w:val="es-MX"/>
+        </w:rPr>
+        <w:t>O</w:t>
+      </w:r>
+      <w:r>
+        <w:rPr>
+          <w:lang w:val="es-MX"/>
+        </w:rPr>
+        <w:t xml:space="preserve">                </w:t>
+      </w:r>
+      <w:r>
+        <w:rPr>
+          <w:lang w:val="es-MX"/>
+        </w:rPr>
+        <w:t>|</w:t>
+      </w:r>
+      <w:r>
+        <w:rPr>
+          <w:lang w:val="es-MX"/>
+        </w:rPr>
+        <w:t>….</w:t>
+      </w:r>
+      <w:r>
+        <w:rPr>
+          <w:lang w:val="es-MX"/>
+        </w:rPr>
+        <w:t>……………..</w:t>
+      </w:r>
+      <w:r>
+        <w:rPr>
+          <w:lang w:val="es-MX"/>
+        </w:rPr>
+        <w:t>…….</w:t>
+      </w:r>
+    </w:p>
+    <w:p>
+      <w:pPr>
+        <w:pStyle w:val="Prrafodelista"/>
+        <w:spacing w:after="0" w:line="240" w:lineRule="auto"/>
+        <w:rPr>
+          <w:lang w:val="es-MX"/>
+        </w:rPr>
+      </w:pPr>
+      <w:r>
+        <w:rPr>
+          <w:lang w:val="es-MX"/>
+        </w:rPr>
+        <w:t>…</w:t>
+      </w:r>
+      <w:r>
+        <w:rPr>
+          <w:lang w:val="es-MX"/>
+        </w:rPr>
+        <w:t>……………..</w:t>
+      </w:r>
+      <w:r>
+        <w:rPr>
+          <w:lang w:val="es-MX"/>
+        </w:rPr>
+        <w:t>…..</w:t>
+      </w:r>
+      <w:r>
+        <w:rPr>
+          <w:lang w:val="es-MX"/>
+        </w:rPr>
+        <w:t>|</w:t>
+      </w:r>
+      <w:r>
+        <w:rPr>
+          <w:lang w:val="es-MX"/>
+        </w:rPr>
+        <w:t xml:space="preserve">               </w:t>
+      </w:r>
+      <w:r>
+        <w:rPr>
+          <w:lang w:val="es-MX"/>
+        </w:rPr>
+        <w:t xml:space="preserve"> </w:t>
+      </w:r>
+      <w:r>
+        <w:rPr>
+          <w:lang w:val="es-MX"/>
+        </w:rPr>
+        <w:t>|</w:t>
+      </w:r>
+      <w:r>
+        <w:rPr>
+          <w:lang w:val="es-MX"/>
+        </w:rPr>
+        <w:t xml:space="preserve">  </w:t>
+      </w:r>
+      <w:r>
+        <w:rPr>
+          <w:lang w:val="es-MX"/>
+        </w:rPr>
+        <w:t xml:space="preserve">               </w:t>
+      </w:r>
+      <w:r>
+        <w:rPr>
+          <w:lang w:val="es-MX"/>
+        </w:rPr>
+        <w:t>|</w:t>
+      </w:r>
+      <w:r>
+        <w:rPr>
+          <w:lang w:val="es-MX"/>
+        </w:rPr>
+        <w:t>….</w:t>
+      </w:r>
+      <w:r>
+        <w:rPr>
+          <w:lang w:val="es-MX"/>
+        </w:rPr>
+        <w:t>……………..</w:t>
+      </w:r>
+      <w:r>
+        <w:rPr>
+          <w:lang w:val="es-MX"/>
+        </w:rPr>
+        <w:t>…….</w:t>
+      </w:r>
+    </w:p>
+    <w:p>
+      <w:pPr>
+        <w:pStyle w:val="Prrafodelista"/>
+        <w:spacing w:after="0" w:line="240" w:lineRule="auto"/>
+        <w:rPr>
+          <w:lang w:val="es-MX"/>
+        </w:rPr>
+      </w:pPr>
+      <w:r>
+        <w:rPr>
+          <w:lang w:val="es-MX"/>
+        </w:rPr>
+        <w:t>…</w:t>
+      </w:r>
+      <w:r>
+        <w:rPr>
+          <w:lang w:val="es-MX"/>
+        </w:rPr>
+        <w:t>……………..</w:t>
+      </w:r>
+      <w:r>
+        <w:rPr>
+          <w:lang w:val="es-MX"/>
+        </w:rPr>
+        <w:t>…..</w:t>
+      </w:r>
+      <w:r>
+        <w:rPr>
+          <w:lang w:val="es-MX"/>
+        </w:rPr>
+        <w:t>|</w:t>
+      </w:r>
+      <w:r>
+        <w:rPr>
+          <w:lang w:val="es-MX"/>
+        </w:rPr>
+        <w:t xml:space="preserve">           </w:t>
+      </w:r>
+      <w:r>
+        <w:rPr>
+          <w:lang w:val="es-MX"/>
+        </w:rPr>
+        <w:t>__</w:t>
+      </w:r>
+      <w:r>
+        <w:rPr>
+          <w:lang w:val="es-MX"/>
+        </w:rPr>
+        <w:t>|</w:t>
+      </w:r>
+      <w:r>
+        <w:rPr>
+          <w:lang w:val="es-MX"/>
+        </w:rPr>
+        <w:t>__</w:t>
+      </w:r>
+      <w:r>
+        <w:rPr>
+          <w:lang w:val="es-MX"/>
+        </w:rPr>
+        <w:t xml:space="preserve">            </w:t>
+      </w:r>
+      <w:r>
+        <w:rPr>
+          <w:lang w:val="es-MX"/>
+        </w:rPr>
+        <w:t xml:space="preserve"> </w:t>
+      </w:r>
+      <w:r>
+        <w:rPr>
+          <w:lang w:val="es-MX"/>
+        </w:rPr>
+        <w:t>|</w:t>
+      </w:r>
+      <w:r>
+        <w:rPr>
+          <w:lang w:val="es-MX"/>
+        </w:rPr>
+        <w:t>….</w:t>
+      </w:r>
+      <w:r>
+        <w:rPr>
+          <w:lang w:val="es-MX"/>
+        </w:rPr>
+        <w:t>……………..</w:t>
+      </w:r>
+      <w:r>
+        <w:rPr>
+          <w:lang w:val="es-MX"/>
+        </w:rPr>
+        <w:t>…….</w:t>
+      </w:r>
+    </w:p>
+    <w:p>
+      <w:pPr>
+        <w:pStyle w:val="Prrafodelista"/>
+        <w:spacing w:after="0" w:line="240" w:lineRule="auto"/>
+        <w:rPr>
+          <w:lang w:val="es-MX"/>
+        </w:rPr>
+      </w:pPr>
+      <w:r>
+        <w:rPr>
+          <w:lang w:val="es-MX"/>
+        </w:rPr>
+        <w:t>…</w:t>
+      </w:r>
+      <w:r>
+        <w:rPr>
+          <w:lang w:val="es-MX"/>
+        </w:rPr>
+        <w:t>……………..</w:t>
+      </w:r>
+      <w:r>
+        <w:rPr>
+          <w:lang w:val="es-MX"/>
+        </w:rPr>
+        <w:t>…..</w:t>
+      </w:r>
+      <w:r>
+        <w:rPr>
+          <w:lang w:val="es-MX"/>
+        </w:rPr>
+        <w:t>|</w:t>
+      </w:r>
+      <w:r>
+        <w:rPr>
+          <w:lang w:val="es-MX"/>
+        </w:rPr>
+        <w:t xml:space="preserve">_____ </w:t>
+      </w:r>
+      <w:r>
+        <w:rPr>
+          <w:lang w:val="es-MX"/>
+        </w:rPr>
+        <w:t>__</w:t>
+      </w:r>
+      <w:r>
+        <w:rPr>
+          <w:lang w:val="es-MX"/>
+        </w:rPr>
+        <w:t>|</w:t>
+      </w:r>
+      <w:r>
+        <w:rPr>
+          <w:lang w:val="es-MX"/>
+        </w:rPr>
+        <w:t>_______</w:t>
+      </w:r>
+      <w:r>
+        <w:rPr>
+          <w:lang w:val="es-MX"/>
+        </w:rPr>
+        <w:t>_</w:t>
+      </w:r>
+      <w:r>
+        <w:rPr>
+          <w:lang w:val="es-MX"/>
+        </w:rPr>
+        <w:t>|</w:t>
+      </w:r>
+      <w:r>
+        <w:rPr>
+          <w:lang w:val="es-MX"/>
+        </w:rPr>
+        <w:t>….</w:t>
+      </w:r>
+      <w:r>
+        <w:rPr>
+          <w:lang w:val="es-MX"/>
+        </w:rPr>
+        <w:t>……………..</w:t>
+      </w:r>
+      <w:r>
+        <w:rPr>
+          <w:lang w:val="es-MX"/>
+        </w:rPr>
+        <w:t>…….</w:t>
+      </w:r>
+    </w:p>
+    <w:p>
+      <w:pPr>
+        <w:pStyle w:val="Prrafodelista"/>
+        <w:spacing w:after="0" w:line="240" w:lineRule="auto"/>
+        <w:rPr>
+          <w:lang w:val="es-MX"/>
+        </w:rPr>
+      </w:pPr>
+      <w:r>
+        <w:rPr>
+          <w:lang w:val="es-MX"/>
+        </w:rPr>
+        <w:t>…</w:t>
+      </w:r>
+      <w:r>
+        <w:rPr>
+          <w:lang w:val="es-MX"/>
+        </w:rPr>
+        <w:t>………</w:t>
+      </w:r>
+      <w:proofErr w:type="gramStart"/>
+      <w:r>
+        <w:rPr>
+          <w:lang w:val="es-MX"/>
+        </w:rPr>
+        <w:t>…….</w:t>
+      </w:r>
+      <w:proofErr w:type="gramEnd"/>
+      <w:r>
+        <w:rPr>
+          <w:lang w:val="es-MX"/>
+        </w:rPr>
+        <w:t>.……_______</w:t>
+      </w:r>
+      <w:r>
+        <w:rPr>
+          <w:lang w:val="es-MX"/>
+        </w:rPr>
+        <w:t>(2</w:t>
+      </w:r>
+      <w:r>
+        <w:rPr>
+          <w:lang w:val="es-MX"/>
+        </w:rPr>
+        <w:t>3</w:t>
+      </w:r>
+      <w:r>
+        <w:rPr>
+          <w:lang w:val="es-MX"/>
+        </w:rPr>
+        <w:t>)</w:t>
+      </w:r>
+      <w:r>
+        <w:rPr>
+          <w:lang w:val="es-MX"/>
+        </w:rPr>
+        <w:t>______</w:t>
+      </w:r>
+      <w:r>
+        <w:rPr>
+          <w:lang w:val="es-MX"/>
+        </w:rPr>
+        <w:t>_</w:t>
+      </w:r>
+      <w:r>
+        <w:rPr>
+          <w:lang w:val="es-MX"/>
+        </w:rPr>
+        <w:t>…..</w:t>
+      </w:r>
+      <w:r>
+        <w:rPr>
+          <w:lang w:val="es-MX"/>
+        </w:rPr>
+        <w:t xml:space="preserve"> </w:t>
+      </w:r>
+      <w:r>
+        <w:rPr>
+          <w:lang w:val="es-MX"/>
+        </w:rPr>
+        <w:t>……………..</w:t>
+      </w:r>
+      <w:bookmarkStart w:id="0" w:name="_Hlk228776581"/>
+      <w:r>
+        <w:rPr>
+          <w:lang w:val="es-MX"/>
+        </w:rPr>
+        <w:t>……</w:t>
+      </w:r>
+      <w:r>
+        <w:rPr>
+          <w:lang w:val="es-MX"/>
+        </w:rPr>
+        <w:t>.</w:t>
+      </w:r>
+      <w:bookmarkEnd w:id="0"/>
+      <w:r>
+        <w:rPr>
+          <w:lang w:val="es-MX"/>
+        </w:rPr>
         <w:tab/>
       </w:r>
       <w:r>
         <w:rPr>
           <w:lang w:val="es-MX"/>
         </w:rPr>
-        <w:t>&lt;--Frente</w:t>
-      </w:r>
-    </w:p>
-    <w:p>
-      <w:pPr>
-        <w:pStyle w:val="Prrafodelista"/>
-        <w:spacing w:after="0" w:line="240" w:lineRule="auto"/>
-        <w:rPr>
-          <w:lang w:val="es-MX"/>
-        </w:rPr>
-      </w:pPr>
+        <w:t>&lt;--</w:t>
+      </w:r>
+      <w:r>
+        <w:rPr>
+          <w:lang w:val="es-MX"/>
+        </w:rPr>
+        <w:t>Cuello</w:t>
+      </w:r>
+    </w:p>
+    <w:p>
+      <w:pPr>
+        <w:pStyle w:val="Prrafodelista"/>
+        <w:spacing w:after="0" w:line="240" w:lineRule="auto"/>
+        <w:rPr>
+          <w:lang w:val="es-MX"/>
+        </w:rPr>
+      </w:pPr>
+      <w:r>
+        <w:rPr>
+          <w:lang w:val="es-MX"/>
+        </w:rPr>
+        <w:t>…</w:t>
+      </w:r>
+      <w:r>
+        <w:rPr>
+          <w:lang w:val="es-MX"/>
+        </w:rPr>
+        <w:t>……………..…..</w:t>
+      </w:r>
+      <w:r>
+        <w:rPr>
+          <w:lang w:val="es-MX"/>
+        </w:rPr>
+        <w:t>|</w:t>
+      </w:r>
+      <w:r>
+        <w:rPr>
+          <w:lang w:val="es-MX"/>
+        </w:rPr>
+        <w:t xml:space="preserve">                 </w:t>
+      </w:r>
+      <w:r>
+        <w:rPr>
+          <w:lang w:val="es-MX"/>
+        </w:rPr>
+        <w:t>|</w:t>
+      </w:r>
+      <w:r>
+        <w:rPr>
+          <w:lang w:val="es-MX"/>
+        </w:rPr>
+        <w:t xml:space="preserve">                </w:t>
+      </w:r>
+      <w:r>
+        <w:rPr>
+          <w:lang w:val="es-MX"/>
+        </w:rPr>
+        <w:t xml:space="preserve"> </w:t>
+      </w:r>
+      <w:r>
+        <w:rPr>
+          <w:lang w:val="es-MX"/>
+        </w:rPr>
+        <w:t>|</w:t>
+      </w:r>
+      <w:r>
+        <w:rPr>
+          <w:lang w:val="es-MX"/>
+        </w:rPr>
+        <w:t>….……………..</w:t>
+      </w:r>
+      <w:r>
+        <w:rPr>
+          <w:lang w:val="es-MX"/>
+        </w:rPr>
+        <w:t>……</w:t>
+      </w:r>
+      <w:r>
+        <w:rPr>
+          <w:lang w:val="es-MX"/>
+        </w:rPr>
+        <w:t>.</w:t>
+      </w:r>
+    </w:p>
+    <w:p>
+      <w:pPr>
+        <w:pStyle w:val="Prrafodelista"/>
+        <w:spacing w:after="0" w:line="240" w:lineRule="auto"/>
+        <w:rPr>
+          <w:lang w:val="es-MX"/>
+        </w:rPr>
+      </w:pPr>
+      <w:r>
+        <w:rPr>
+          <w:lang w:val="es-MX"/>
+        </w:rPr>
+        <w:t>…</w:t>
+      </w:r>
+      <w:r>
+        <w:rPr>
+          <w:lang w:val="es-MX"/>
+        </w:rPr>
+        <w:t>………</w:t>
+      </w:r>
+      <w:r>
+        <w:rPr>
+          <w:lang w:val="es-MX"/>
+        </w:rPr>
+        <w:t>……..</w:t>
+      </w:r>
       <w:r>
         <w:rPr>
           <w:lang w:val="es-MX"/>
@@ -1300,7 +1834,180 @@
         <w:rPr>
           <w:lang w:val="es-MX"/>
         </w:rPr>
-        <w:t xml:space="preserve">                                  </w:t>
+        <w:t xml:space="preserve">                 </w:t>
+      </w:r>
+      <w:r>
+        <w:rPr>
+          <w:lang w:val="es-MX"/>
+        </w:rPr>
+        <w:t>|</w:t>
+      </w:r>
+      <w:r>
+        <w:rPr>
+          <w:lang w:val="es-MX"/>
+        </w:rPr>
+        <w:t xml:space="preserve">   </w:t>
+      </w:r>
+      <w:r>
+        <w:rPr>
+          <w:lang w:val="es-MX"/>
+        </w:rPr>
+        <w:t xml:space="preserve">      </w:t>
+      </w:r>
+      <w:r>
+        <w:rPr>
+          <w:lang w:val="es-MX"/>
+        </w:rPr>
+        <w:t xml:space="preserve">        </w:t>
+      </w:r>
+      <w:r>
+        <w:rPr>
+          <w:lang w:val="es-MX"/>
+        </w:rPr>
+        <w:t>|</w:t>
+      </w:r>
+      <w:r>
+        <w:rPr>
+          <w:lang w:val="es-MX"/>
+        </w:rPr>
+        <w:t>….……………</w:t>
+      </w:r>
+      <w:r>
+        <w:rPr>
+          <w:lang w:val="es-MX"/>
+        </w:rPr>
+        <w:t>…</w:t>
+      </w:r>
+      <w:r>
+        <w:rPr>
+          <w:lang w:val="es-MX"/>
+        </w:rPr>
+        <w:t>……</w:t>
+      </w:r>
+      <w:r>
+        <w:rPr>
+          <w:lang w:val="es-MX"/>
+        </w:rPr>
+        <w:t>.</w:t>
+      </w:r>
+    </w:p>
+    <w:p>
+      <w:pPr>
+        <w:pStyle w:val="Prrafodelista"/>
+        <w:spacing w:after="0" w:line="240" w:lineRule="auto"/>
+        <w:rPr>
+          <w:lang w:val="es-MX"/>
+        </w:rPr>
+      </w:pPr>
+      <w:proofErr w:type="gramStart"/>
+      <w:r>
+        <w:rPr>
+          <w:lang w:val="es-MX"/>
+        </w:rPr>
+        <w:t>(</w:t>
+      </w:r>
+      <w:r>
+        <w:rPr>
+          <w:lang w:val="es-MX"/>
+        </w:rPr>
+        <w:t xml:space="preserve"> </w:t>
+      </w:r>
+      <w:r>
+        <w:rPr>
+          <w:lang w:val="es-MX"/>
+        </w:rPr>
+        <w:t>7</w:t>
+      </w:r>
+      <w:proofErr w:type="gramEnd"/>
+      <w:r>
+        <w:rPr>
+          <w:lang w:val="es-MX"/>
+        </w:rPr>
+        <w:t>)-(</w:t>
+      </w:r>
+      <w:r>
+        <w:rPr>
+          <w:lang w:val="es-MX"/>
+        </w:rPr>
+        <w:t xml:space="preserve"> </w:t>
+      </w:r>
+      <w:r>
+        <w:rPr>
+          <w:lang w:val="es-MX"/>
+        </w:rPr>
+        <w:t>8)-(</w:t>
+      </w:r>
+      <w:r>
+        <w:rPr>
+          <w:lang w:val="es-MX"/>
+        </w:rPr>
+        <w:t xml:space="preserve"> </w:t>
+      </w:r>
+      <w:r>
+        <w:rPr>
+          <w:lang w:val="es-MX"/>
+        </w:rPr>
+        <w:t>9)</w:t>
+      </w:r>
+      <w:r>
+        <w:rPr>
+          <w:lang w:val="es-MX"/>
+        </w:rPr>
+        <w:t>…..</w:t>
+      </w:r>
+      <w:r>
+        <w:rPr>
+          <w:lang w:val="es-MX"/>
+        </w:rPr>
+        <w:t>|</w:t>
+      </w:r>
+      <w:r>
+        <w:rPr>
+          <w:lang w:val="es-MX"/>
+        </w:rPr>
+        <w:t xml:space="preserve">_____ </w:t>
+      </w:r>
+      <w:r>
+        <w:rPr>
+          <w:lang w:val="es-MX"/>
+        </w:rPr>
+        <w:t xml:space="preserve">    </w:t>
+      </w:r>
+      <w:r>
+        <w:rPr>
+          <w:lang w:val="es-MX"/>
+        </w:rPr>
+        <w:t xml:space="preserve"> </w:t>
+      </w:r>
+      <w:r>
+        <w:rPr>
+          <w:lang w:val="es-MX"/>
+        </w:rPr>
+        <w:t>|</w:t>
+      </w:r>
+      <w:r>
+        <w:rPr>
+          <w:lang w:val="es-MX"/>
+        </w:rPr>
+        <w:t xml:space="preserve">    </w:t>
+      </w:r>
+      <w:r>
+        <w:rPr>
+          <w:lang w:val="es-MX"/>
+        </w:rPr>
+        <w:t xml:space="preserve">  </w:t>
+      </w:r>
+      <w:r>
+        <w:rPr>
+          <w:lang w:val="es-MX"/>
+        </w:rPr>
+        <w:t>____</w:t>
+      </w:r>
+      <w:r>
+        <w:rPr>
+          <w:lang w:val="es-MX"/>
+        </w:rPr>
+        <w:t>_</w:t>
       </w:r>
       <w:r>
         <w:rPr>
@@ -1314,15 +2021,442 @@
         </w:rPr>
         <w:t>….</w:t>
       </w:r>
-    </w:p>
-    <w:p>
-      <w:pPr>
-        <w:pStyle w:val="Prrafodelista"/>
-        <w:spacing w:after="0" w:line="240" w:lineRule="auto"/>
-        <w:rPr>
-          <w:lang w:val="es-MX"/>
-        </w:rPr>
-      </w:pPr>
+      <w:r>
+        <w:rPr>
+          <w:lang w:val="es-MX"/>
+        </w:rPr>
+        <w:t>.</w:t>
+      </w:r>
+      <w:r>
+        <w:rPr>
+          <w:lang w:val="es-MX"/>
+        </w:rPr>
+        <w:t xml:space="preserve">(10)-(11)-(12) </w:t>
+      </w:r>
+      <w:r>
+        <w:rPr>
+          <w:lang w:val="es-MX"/>
+        </w:rPr>
+        <w:tab/>
+      </w:r>
+      <w:r>
+        <w:rPr>
+          <w:lang w:val="es-MX"/>
+        </w:rPr>
+        <w:t>&lt;-- Manos</w:t>
+      </w:r>
+    </w:p>
+    <w:p>
+      <w:pPr>
+        <w:pStyle w:val="Prrafodelista"/>
+        <w:spacing w:after="0" w:line="240" w:lineRule="auto"/>
+        <w:rPr>
+          <w:lang w:val="es-MX"/>
+        </w:rPr>
+      </w:pPr>
+      <w:r>
+        <w:rPr>
+          <w:lang w:val="es-MX"/>
+        </w:rPr>
+        <w:t>…</w:t>
+      </w:r>
+      <w:r>
+        <w:rPr>
+          <w:lang w:val="es-MX"/>
+        </w:rPr>
+        <w:t>……………..…..</w:t>
+      </w:r>
+      <w:r>
+        <w:rPr>
+          <w:lang w:val="es-MX"/>
+        </w:rPr>
+        <w:t>|</w:t>
+      </w:r>
+      <w:r>
+        <w:rPr>
+          <w:lang w:val="es-MX"/>
+        </w:rPr>
+        <w:t xml:space="preserve">           </w:t>
+      </w:r>
+      <w:r>
+        <w:rPr>
+          <w:lang w:val="es-MX"/>
+        </w:rPr>
+        <w:t xml:space="preserve">\ </w:t>
+      </w:r>
+      <w:r>
+        <w:rPr>
+          <w:lang w:val="es-MX"/>
+        </w:rPr>
+        <w:t xml:space="preserve"> </w:t>
+      </w:r>
+      <w:r>
+        <w:rPr>
+          <w:lang w:val="es-MX"/>
+        </w:rPr>
+        <w:t xml:space="preserve">  </w:t>
+      </w:r>
+      <w:r>
+        <w:rPr>
+          <w:lang w:val="es-MX"/>
+        </w:rPr>
+        <w:t>|</w:t>
+      </w:r>
+      <w:r>
+        <w:rPr>
+          <w:lang w:val="es-MX"/>
+        </w:rPr>
+        <w:t xml:space="preserve"> </w:t>
+      </w:r>
+      <w:r>
+        <w:rPr>
+          <w:lang w:val="es-MX"/>
+        </w:rPr>
+        <w:t xml:space="preserve">   </w:t>
+      </w:r>
+      <w:r>
+        <w:rPr>
+          <w:lang w:val="es-MX"/>
+        </w:rPr>
+        <w:t>/</w:t>
+      </w:r>
+      <w:r>
+        <w:rPr>
+          <w:lang w:val="es-MX"/>
+        </w:rPr>
+        <w:t xml:space="preserve">            </w:t>
+      </w:r>
+      <w:r>
+        <w:rPr>
+          <w:lang w:val="es-MX"/>
+        </w:rPr>
+        <w:t>|</w:t>
+      </w:r>
+      <w:r>
+        <w:rPr>
+          <w:lang w:val="es-MX"/>
+        </w:rPr>
+        <w:t>…</w:t>
+      </w:r>
+      <w:r>
+        <w:rPr>
+          <w:lang w:val="es-MX"/>
+        </w:rPr>
+        <w:t>…</w:t>
+      </w:r>
+      <w:r>
+        <w:rPr>
+          <w:lang w:val="es-MX"/>
+        </w:rPr>
+        <w:t>…………</w:t>
+      </w:r>
+      <w:r>
+        <w:rPr>
+          <w:lang w:val="es-MX"/>
+        </w:rPr>
+        <w:t>…………</w:t>
+      </w:r>
+    </w:p>
+    <w:p>
+      <w:pPr>
+        <w:pStyle w:val="Prrafodelista"/>
+        <w:spacing w:after="0" w:line="240" w:lineRule="auto"/>
+        <w:rPr>
+          <w:lang w:val="es-MX"/>
+        </w:rPr>
+      </w:pPr>
+      <w:r>
+        <w:rPr>
+          <w:lang w:val="es-MX"/>
+        </w:rPr>
+        <w:t>…</w:t>
+      </w:r>
+      <w:r>
+        <w:rPr>
+          <w:lang w:val="es-MX"/>
+        </w:rPr>
+        <w:t>………</w:t>
+      </w:r>
+      <w:proofErr w:type="gramStart"/>
+      <w:r>
+        <w:rPr>
+          <w:lang w:val="es-MX"/>
+        </w:rPr>
+        <w:t>…….</w:t>
+      </w:r>
+      <w:proofErr w:type="gramEnd"/>
+      <w:r>
+        <w:rPr>
+          <w:lang w:val="es-MX"/>
+        </w:rPr>
+        <w:t>.…..</w:t>
+      </w:r>
+      <w:r>
+        <w:rPr>
+          <w:lang w:val="es-MX"/>
+        </w:rPr>
+        <w:t>|</w:t>
+      </w:r>
+      <w:r>
+        <w:rPr>
+          <w:lang w:val="es-MX"/>
+        </w:rPr>
+        <w:t xml:space="preserve">              </w:t>
+      </w:r>
+      <w:r>
+        <w:rPr>
+          <w:lang w:val="es-MX"/>
+        </w:rPr>
+        <w:t>(24)</w:t>
+      </w:r>
+      <w:r>
+        <w:rPr>
+          <w:lang w:val="es-MX"/>
+        </w:rPr>
+        <w:t xml:space="preserve">             </w:t>
+      </w:r>
+      <w:r>
+        <w:rPr>
+          <w:lang w:val="es-MX"/>
+        </w:rPr>
+        <w:t xml:space="preserve">  </w:t>
+      </w:r>
+      <w:r>
+        <w:rPr>
+          <w:lang w:val="es-MX"/>
+        </w:rPr>
+        <w:t>|</w:t>
+      </w:r>
+      <w:r>
+        <w:rPr>
+          <w:lang w:val="es-MX"/>
+        </w:rPr>
+        <w:t>(19)-(20)-(21)</w:t>
+      </w:r>
+      <w:r>
+        <w:rPr>
+          <w:lang w:val="es-MX"/>
+        </w:rPr>
+        <w:t xml:space="preserve">……     </w:t>
+      </w:r>
+      <w:r>
+        <w:rPr>
+          <w:lang w:val="es-MX"/>
+        </w:rPr>
+        <w:t>&lt;-- Colita</w:t>
+      </w:r>
+    </w:p>
+    <w:p>
+      <w:pPr>
+        <w:pStyle w:val="Prrafodelista"/>
+        <w:spacing w:after="0" w:line="240" w:lineRule="auto"/>
+        <w:rPr>
+          <w:lang w:val="es-MX"/>
+        </w:rPr>
+      </w:pPr>
+      <w:r>
+        <w:rPr>
+          <w:lang w:val="es-MX"/>
+        </w:rPr>
+        <w:t>…</w:t>
+      </w:r>
+      <w:r>
+        <w:rPr>
+          <w:lang w:val="es-MX"/>
+        </w:rPr>
+        <w:t>……………..…..</w:t>
+      </w:r>
+      <w:r>
+        <w:rPr>
+          <w:lang w:val="es-MX"/>
+        </w:rPr>
+        <w:t>|</w:t>
+      </w:r>
+      <w:r>
+        <w:rPr>
+          <w:lang w:val="es-MX"/>
+        </w:rPr>
+        <w:t xml:space="preserve">          </w:t>
+      </w:r>
+      <w:r>
+        <w:rPr>
+          <w:lang w:val="es-MX"/>
+        </w:rPr>
+        <w:t xml:space="preserve">       </w:t>
+      </w:r>
+      <w:r>
+        <w:rPr>
+          <w:lang w:val="es-MX"/>
+        </w:rPr>
+        <w:t>|</w:t>
+      </w:r>
+      <w:r>
+        <w:rPr>
+          <w:lang w:val="es-MX"/>
+        </w:rPr>
+        <w:t xml:space="preserve">     </w:t>
+      </w:r>
+      <w:r>
+        <w:rPr>
+          <w:lang w:val="es-MX"/>
+        </w:rPr>
+        <w:t xml:space="preserve">            </w:t>
+      </w:r>
+      <w:r>
+        <w:rPr>
+          <w:lang w:val="es-MX"/>
+        </w:rPr>
+        <w:t>|</w:t>
+      </w:r>
+      <w:r>
+        <w:rPr>
+          <w:lang w:val="es-MX"/>
+        </w:rPr>
+        <w:t>….……………</w:t>
+      </w:r>
+      <w:r>
+        <w:rPr>
+          <w:lang w:val="es-MX"/>
+        </w:rPr>
+        <w:t>………..</w:t>
+      </w:r>
+    </w:p>
+    <w:p>
+      <w:pPr>
+        <w:pStyle w:val="Prrafodelista"/>
+        <w:spacing w:after="0" w:line="240" w:lineRule="auto"/>
+        <w:rPr>
+          <w:lang w:val="es-MX"/>
+        </w:rPr>
+      </w:pPr>
+      <w:r>
+        <w:rPr>
+          <w:lang w:val="es-MX"/>
+        </w:rPr>
+        <w:t>…</w:t>
+      </w:r>
+      <w:r>
+        <w:rPr>
+          <w:lang w:val="es-MX"/>
+        </w:rPr>
+        <w:t>……………..…..</w:t>
+      </w:r>
+      <w:r>
+        <w:rPr>
+          <w:lang w:val="es-MX"/>
+        </w:rPr>
+        <w:t>|</w:t>
+      </w:r>
+      <w:r>
+        <w:rPr>
+          <w:lang w:val="es-MX"/>
+        </w:rPr>
+        <w:t>_____ __</w:t>
+      </w:r>
+      <w:r>
+        <w:rPr>
+          <w:lang w:val="es-MX"/>
+        </w:rPr>
+        <w:t>|</w:t>
+      </w:r>
+      <w:r>
+        <w:rPr>
+          <w:lang w:val="es-MX"/>
+        </w:rPr>
+        <w:t>________</w:t>
+      </w:r>
+      <w:r>
+        <w:rPr>
+          <w:lang w:val="es-MX"/>
+        </w:rPr>
+        <w:t>|</w:t>
+      </w:r>
+      <w:r>
+        <w:rPr>
+          <w:lang w:val="es-MX"/>
+        </w:rPr>
+        <w:t>….……………</w:t>
+      </w:r>
+      <w:r>
+        <w:rPr>
+          <w:lang w:val="es-MX"/>
+        </w:rPr>
+        <w:t>………..</w:t>
+      </w:r>
+    </w:p>
+    <w:p>
+      <w:pPr>
+        <w:pStyle w:val="Prrafodelista"/>
+        <w:spacing w:after="0" w:line="240" w:lineRule="auto"/>
+        <w:rPr>
+          <w:lang w:val="es-MX"/>
+        </w:rPr>
+      </w:pPr>
+      <w:r>
+        <w:rPr>
+          <w:lang w:val="es-MX"/>
+        </w:rPr>
+        <w:t>…………</w:t>
+      </w:r>
+      <w:proofErr w:type="gramStart"/>
+      <w:r>
+        <w:rPr>
+          <w:lang w:val="es-MX"/>
+        </w:rPr>
+        <w:t>…….</w:t>
+      </w:r>
+      <w:proofErr w:type="gramEnd"/>
+      <w:r>
+        <w:rPr>
+          <w:lang w:val="es-MX"/>
+        </w:rPr>
+        <w:t>.…</w:t>
+      </w:r>
+      <w:r>
+        <w:rPr>
+          <w:lang w:val="es-MX"/>
+        </w:rPr>
+        <w:t>…..…..</w:t>
+      </w:r>
+      <w:r>
+        <w:rPr>
+          <w:lang w:val="es-MX"/>
+        </w:rPr>
+        <w:t>(13)</w:t>
+      </w:r>
+      <w:r>
+        <w:rPr>
+          <w:lang w:val="es-MX"/>
+        </w:rPr>
+        <w:t>……….</w:t>
+      </w:r>
+      <w:r>
+        <w:rPr>
+          <w:lang w:val="es-MX"/>
+        </w:rPr>
+        <w:t>(16)</w:t>
+      </w:r>
+      <w:r>
+        <w:rPr>
+          <w:lang w:val="es-MX"/>
+        </w:rPr>
+        <w:t>………………………………</w:t>
+      </w:r>
+    </w:p>
+    <w:p>
+      <w:pPr>
+        <w:pStyle w:val="Prrafodelista"/>
+        <w:spacing w:after="0" w:line="240" w:lineRule="auto"/>
+        <w:rPr>
+          <w:lang w:val="es-MX"/>
+        </w:rPr>
+      </w:pPr>
+      <w:r>
+        <w:rPr>
+          <w:lang w:val="es-MX"/>
+        </w:rPr>
+        <w:t>………………..……..…</w:t>
+      </w:r>
       <w:r>
         <w:rPr>
           <w:lang w:val="es-MX"/>
@@ -1339,13 +2473,224 @@
         <w:rPr>
           <w:lang w:val="es-MX"/>
         </w:rPr>
-        <w:t xml:space="preserve">        </w:t>
-      </w:r>
-      <w:r>
-        <w:rPr>
-          <w:lang w:val="es-MX"/>
-        </w:rPr>
-        <w:t>O</w:t>
+        <w:t>……………</w:t>
+      </w:r>
+      <w:r>
+        <w:rPr>
+          <w:lang w:val="es-MX"/>
+        </w:rPr>
+        <w:t>|</w:t>
+      </w:r>
+      <w:r>
+        <w:rPr>
+          <w:lang w:val="es-MX"/>
+        </w:rPr>
+        <w:t>………………………………..</w:t>
+      </w:r>
+    </w:p>
+    <w:p>
+      <w:pPr>
+        <w:pStyle w:val="Prrafodelista"/>
+        <w:spacing w:after="0" w:line="240" w:lineRule="auto"/>
+        <w:rPr>
+          <w:lang w:val="es-MX"/>
+        </w:rPr>
+      </w:pPr>
+      <w:r>
+        <w:rPr>
+          <w:lang w:val="es-MX"/>
+        </w:rPr>
+        <w:t>………………..……..…..</w:t>
+      </w:r>
+      <w:r>
+        <w:rPr>
+          <w:lang w:val="es-MX"/>
+        </w:rPr>
+        <w:t xml:space="preserve"> </w:t>
+      </w:r>
+      <w:r>
+        <w:rPr>
+          <w:lang w:val="es-MX"/>
+        </w:rPr>
+        <w:t>(14)</w:t>
+      </w:r>
+      <w:r>
+        <w:rPr>
+          <w:lang w:val="es-MX"/>
+        </w:rPr>
+        <w:t xml:space="preserve"> </w:t>
+      </w:r>
+      <w:r>
+        <w:rPr>
+          <w:lang w:val="es-MX"/>
+        </w:rPr>
+        <w:t>……</w:t>
+      </w:r>
+      <w:proofErr w:type="gramStart"/>
+      <w:r>
+        <w:rPr>
+          <w:lang w:val="es-MX"/>
+        </w:rPr>
+        <w:t>…</w:t>
+      </w:r>
+      <w:r>
+        <w:rPr>
+          <w:lang w:val="es-MX"/>
+        </w:rPr>
+        <w:t>(</w:t>
+      </w:r>
+      <w:proofErr w:type="gramEnd"/>
+      <w:r>
+        <w:rPr>
+          <w:lang w:val="es-MX"/>
+        </w:rPr>
+        <w:t>17)</w:t>
+      </w:r>
+      <w:r>
+        <w:rPr>
+          <w:lang w:val="es-MX"/>
+        </w:rPr>
+        <w:t xml:space="preserve"> </w:t>
+      </w:r>
+      <w:r>
+        <w:rPr>
+          <w:lang w:val="es-MX"/>
+        </w:rPr>
+        <w:t>………………..……..…..</w:t>
+      </w:r>
+      <w:r>
+        <w:rPr>
+          <w:lang w:val="es-MX"/>
+        </w:rPr>
+        <w:t xml:space="preserve">     &lt;-- Pies</w:t>
+      </w:r>
+    </w:p>
+    <w:p>
+      <w:pPr>
+        <w:pStyle w:val="Prrafodelista"/>
+        <w:spacing w:after="0" w:line="240" w:lineRule="auto"/>
+        <w:rPr>
+          <w:lang w:val="es-MX"/>
+        </w:rPr>
+      </w:pPr>
+      <w:r>
+        <w:rPr>
+          <w:lang w:val="es-MX"/>
+        </w:rPr>
+        <w:t>………………..……..……..</w:t>
+      </w:r>
+      <w:r>
+        <w:rPr>
+          <w:lang w:val="es-MX"/>
+        </w:rPr>
+        <w:t>|</w:t>
+      </w:r>
+      <w:r>
+        <w:rPr>
+          <w:lang w:val="es-MX"/>
+        </w:rPr>
+        <w:t>……………</w:t>
+      </w:r>
+      <w:r>
+        <w:rPr>
+          <w:lang w:val="es-MX"/>
+        </w:rPr>
+        <w:t>|</w:t>
+      </w:r>
+      <w:r>
+        <w:rPr>
+          <w:lang w:val="es-MX"/>
+        </w:rPr>
+        <w:t>………………………………..</w:t>
+      </w:r>
+    </w:p>
+    <w:p>
+      <w:pPr>
+        <w:pStyle w:val="Prrafodelista"/>
+        <w:spacing w:after="0" w:line="240" w:lineRule="auto"/>
+        <w:rPr>
+          <w:lang w:val="es-MX"/>
+        </w:rPr>
+      </w:pPr>
+      <w:r>
+        <w:rPr>
+          <w:lang w:val="es-MX"/>
+        </w:rPr>
+        <w:t>………………..……..…..</w:t>
+      </w:r>
+      <w:r>
+        <w:rPr>
+          <w:lang w:val="es-MX"/>
+        </w:rPr>
+        <w:t xml:space="preserve"> (1</w:t>
+      </w:r>
+      <w:r>
+        <w:rPr>
+          <w:lang w:val="es-MX"/>
+        </w:rPr>
+        <w:t>5</w:t>
+      </w:r>
+      <w:r>
+        <w:rPr>
+          <w:lang w:val="es-MX"/>
+        </w:rPr>
+        <w:t>)</w:t>
+      </w:r>
+      <w:r>
+        <w:rPr>
+          <w:lang w:val="es-MX"/>
+        </w:rPr>
+        <w:t xml:space="preserve"> </w:t>
+      </w:r>
+      <w:r>
+        <w:rPr>
+          <w:lang w:val="es-MX"/>
+        </w:rPr>
+        <w:t>……</w:t>
+      </w:r>
+      <w:proofErr w:type="gramStart"/>
+      <w:r>
+        <w:rPr>
+          <w:lang w:val="es-MX"/>
+        </w:rPr>
+        <w:t>…</w:t>
+      </w:r>
+      <w:r>
+        <w:rPr>
+          <w:lang w:val="es-MX"/>
+        </w:rPr>
+        <w:t>(</w:t>
+      </w:r>
+      <w:proofErr w:type="gramEnd"/>
+      <w:r>
+        <w:rPr>
+          <w:lang w:val="es-MX"/>
+        </w:rPr>
+        <w:t>1</w:t>
+      </w:r>
+      <w:r>
+        <w:rPr>
+          <w:lang w:val="es-MX"/>
+        </w:rPr>
+        <w:t>8</w:t>
+      </w:r>
+      <w:r>
+        <w:rPr>
+          <w:lang w:val="es-MX"/>
+        </w:rPr>
+        <w:t>)</w:t>
+      </w:r>
+      <w:r>
+        <w:rPr>
+          <w:lang w:val="es-MX"/>
+        </w:rPr>
+        <w:t xml:space="preserve"> </w:t>
+      </w:r>
+      <w:r>
+        <w:rPr>
+          <w:lang w:val="es-MX"/>
+        </w:rPr>
+        <w:t>………………..……..…..</w:t>
       </w:r>
       <w:r>
         <w:rPr>
@@ -1353,651 +2698,231 @@
         </w:rPr>
         <w:t xml:space="preserve">            </w:t>
       </w:r>
-      <w:r>
-        <w:rPr>
-          <w:lang w:val="es-MX"/>
-        </w:rPr>
-        <w:t>O</w:t>
-      </w:r>
-      <w:r>
-        <w:rPr>
-          <w:lang w:val="es-MX"/>
-        </w:rPr>
-        <w:t xml:space="preserve">        </w:t>
-      </w:r>
-      <w:r>
-        <w:rPr>
-          <w:lang w:val="es-MX"/>
-        </w:rPr>
-        <w:t>|</w:t>
-      </w:r>
-      <w:r>
-        <w:rPr>
-          <w:lang w:val="es-MX"/>
-        </w:rPr>
-        <w:t>….</w:t>
-      </w:r>
-    </w:p>
-    <w:p>
-      <w:pPr>
-        <w:pStyle w:val="Prrafodelista"/>
-        <w:spacing w:after="0" w:line="240" w:lineRule="auto"/>
-        <w:rPr>
-          <w:lang w:val="es-MX"/>
-        </w:rPr>
-      </w:pPr>
-      <w:r>
-        <w:rPr>
-          <w:lang w:val="es-MX"/>
-        </w:rPr>
-        <w:t>…..</w:t>
-      </w:r>
-      <w:r>
-        <w:rPr>
-          <w:lang w:val="es-MX"/>
-        </w:rPr>
-        <w:t>|</w:t>
-      </w:r>
-      <w:r>
-        <w:rPr>
-          <w:lang w:val="es-MX"/>
-        </w:rPr>
-        <w:t xml:space="preserve">                    </w:t>
-      </w:r>
-      <w:r>
-        <w:rPr>
-          <w:lang w:val="es-MX"/>
-        </w:rPr>
-        <w:t xml:space="preserve">      </w:t>
-      </w:r>
-      <w:r>
-        <w:rPr>
-          <w:lang w:val="es-MX"/>
-        </w:rPr>
-        <w:t xml:space="preserve">        </w:t>
-      </w:r>
-      <w:r>
-        <w:rPr>
-          <w:lang w:val="es-MX"/>
-        </w:rPr>
-        <w:t>|</w:t>
-      </w:r>
-      <w:r>
-        <w:rPr>
-          <w:lang w:val="es-MX"/>
-        </w:rPr>
-        <w:t>….</w:t>
-      </w:r>
-    </w:p>
-    <w:p>
-      <w:pPr>
-        <w:pStyle w:val="Prrafodelista"/>
-        <w:spacing w:after="0" w:line="240" w:lineRule="auto"/>
-        <w:rPr>
-          <w:lang w:val="es-MX"/>
-        </w:rPr>
-      </w:pPr>
-      <w:r>
-        <w:rPr>
-          <w:lang w:val="es-MX"/>
-        </w:rPr>
-        <w:t>…..</w:t>
-      </w:r>
-      <w:r>
-        <w:rPr>
-          <w:lang w:val="es-MX"/>
-        </w:rPr>
-        <w:t>|</w:t>
-      </w:r>
-      <w:r>
-        <w:rPr>
-          <w:lang w:val="es-MX"/>
-        </w:rPr>
-        <w:t xml:space="preserve">               </w:t>
-      </w:r>
-      <w:r>
-        <w:rPr>
-          <w:lang w:val="es-MX"/>
-        </w:rPr>
-        <w:t>O</w:t>
-      </w:r>
-      <w:r>
-        <w:rPr>
-          <w:lang w:val="es-MX"/>
-        </w:rPr>
-        <w:t xml:space="preserve">                </w:t>
-      </w:r>
-      <w:r>
-        <w:rPr>
-          <w:lang w:val="es-MX"/>
-        </w:rPr>
-        <w:t>|</w:t>
-      </w:r>
-      <w:r>
-        <w:rPr>
-          <w:lang w:val="es-MX"/>
-        </w:rPr>
-        <w:t>….</w:t>
-      </w:r>
-    </w:p>
-    <w:p>
-      <w:pPr>
-        <w:pStyle w:val="Prrafodelista"/>
-        <w:spacing w:after="0" w:line="240" w:lineRule="auto"/>
-        <w:rPr>
-          <w:lang w:val="es-MX"/>
-        </w:rPr>
-      </w:pPr>
-      <w:r>
-        <w:rPr>
-          <w:lang w:val="es-MX"/>
-        </w:rPr>
-        <w:t>…..</w:t>
-      </w:r>
-      <w:r>
-        <w:rPr>
-          <w:lang w:val="es-MX"/>
-        </w:rPr>
-        <w:t>|</w:t>
-      </w:r>
-      <w:r>
-        <w:rPr>
-          <w:lang w:val="es-MX"/>
-        </w:rPr>
-        <w:t xml:space="preserve">               </w:t>
-      </w:r>
-      <w:r>
-        <w:rPr>
-          <w:lang w:val="es-MX"/>
-        </w:rPr>
-        <w:t xml:space="preserve">   </w:t>
-      </w:r>
-      <w:r>
-        <w:rPr>
-          <w:lang w:val="es-MX"/>
-        </w:rPr>
-        <w:t xml:space="preserve">                </w:t>
-      </w:r>
-      <w:r>
-        <w:rPr>
-          <w:lang w:val="es-MX"/>
-        </w:rPr>
-        <w:t>|</w:t>
-      </w:r>
-      <w:r>
-        <w:rPr>
-          <w:lang w:val="es-MX"/>
-        </w:rPr>
-        <w:t>….</w:t>
-      </w:r>
-    </w:p>
-    <w:p>
-      <w:pPr>
-        <w:pStyle w:val="Prrafodelista"/>
-        <w:spacing w:after="0" w:line="240" w:lineRule="auto"/>
-        <w:rPr>
-          <w:lang w:val="es-MX"/>
-        </w:rPr>
-      </w:pPr>
-      <w:r>
-        <w:rPr>
-          <w:lang w:val="es-MX"/>
-        </w:rPr>
-        <w:t>…..</w:t>
-      </w:r>
-      <w:r>
-        <w:rPr>
-          <w:lang w:val="es-MX"/>
-        </w:rPr>
-        <w:t>|</w:t>
-      </w:r>
-      <w:r>
-        <w:rPr>
-          <w:lang w:val="es-MX"/>
-        </w:rPr>
-        <w:t xml:space="preserve">           </w:t>
-      </w:r>
-      <w:r>
-        <w:rPr>
-          <w:lang w:val="es-MX"/>
-        </w:rPr>
-        <w:t>_____</w:t>
-      </w:r>
-      <w:r>
-        <w:rPr>
-          <w:lang w:val="es-MX"/>
-        </w:rPr>
-        <w:t xml:space="preserve">            </w:t>
-      </w:r>
-      <w:r>
-        <w:rPr>
-          <w:lang w:val="es-MX"/>
-        </w:rPr>
-        <w:t>|</w:t>
-      </w:r>
-      <w:r>
-        <w:rPr>
-          <w:lang w:val="es-MX"/>
-        </w:rPr>
-        <w:t>….</w:t>
-      </w:r>
-    </w:p>
-    <w:p>
-      <w:pPr>
-        <w:pStyle w:val="Prrafodelista"/>
-        <w:spacing w:after="0" w:line="240" w:lineRule="auto"/>
-        <w:rPr>
-          <w:lang w:val="es-MX"/>
-        </w:rPr>
-      </w:pPr>
-      <w:r>
-        <w:rPr>
-          <w:lang w:val="es-MX"/>
-        </w:rPr>
-        <w:t>…..</w:t>
-      </w:r>
-      <w:r>
-        <w:rPr>
-          <w:lang w:val="es-MX"/>
-        </w:rPr>
-        <w:t>|</w:t>
-      </w:r>
-      <w:r>
-        <w:rPr>
-          <w:lang w:val="es-MX"/>
-        </w:rPr>
-        <w:t xml:space="preserve">_____ </w:t>
-      </w:r>
-      <w:r>
-        <w:rPr>
-          <w:lang w:val="es-MX"/>
-        </w:rPr>
-        <w:t>__________</w:t>
-      </w:r>
-      <w:r>
-        <w:rPr>
-          <w:lang w:val="es-MX"/>
-        </w:rPr>
-        <w:t>|</w:t>
-      </w:r>
-      <w:r>
-        <w:rPr>
-          <w:lang w:val="es-MX"/>
-        </w:rPr>
-        <w:t>….</w:t>
-      </w:r>
-    </w:p>
-    <w:p>
-      <w:pPr>
-        <w:pStyle w:val="Prrafodelista"/>
-        <w:spacing w:after="0" w:line="240" w:lineRule="auto"/>
-        <w:rPr>
-          <w:lang w:val="es-MX"/>
-        </w:rPr>
-      </w:pPr>
-    </w:p>
-    <w:p>
-      <w:pPr>
-        <w:pStyle w:val="Prrafodelista"/>
-        <w:spacing w:after="0" w:line="240" w:lineRule="auto"/>
-        <w:rPr>
-          <w:lang w:val="es-MX"/>
-        </w:rPr>
-      </w:pPr>
-    </w:p>
-    <w:p>
-      <w:pPr>
-        <w:pStyle w:val="Prrafodelista"/>
-        <w:spacing w:after="0" w:line="240" w:lineRule="auto"/>
-        <w:rPr>
-          <w:lang w:val="es-MX"/>
-        </w:rPr>
-      </w:pPr>
-    </w:p>
-    <w:p>
-      <w:pPr>
-        <w:pStyle w:val="Prrafodelista"/>
-        <w:spacing w:after="0" w:line="240" w:lineRule="auto"/>
-        <w:rPr>
-          <w:lang w:val="es-MX"/>
-        </w:rPr>
-      </w:pPr>
-    </w:p>
-    <w:p>
-      <w:pPr>
-        <w:pStyle w:val="Prrafodelista"/>
-        <w:spacing w:after="0" w:line="240" w:lineRule="auto"/>
-        <w:rPr>
-          <w:lang w:val="es-MX"/>
-        </w:rPr>
-      </w:pPr>
-    </w:p>
-    <w:p>
-      <w:pPr>
-        <w:pStyle w:val="Prrafodelista"/>
-        <w:spacing w:after="0" w:line="240" w:lineRule="auto"/>
-        <w:rPr>
-          <w:lang w:val="es-MX"/>
-        </w:rPr>
-      </w:pPr>
-    </w:p>
-    <w:p>
-      <w:pPr>
-        <w:pStyle w:val="Prrafodelista"/>
-        <w:spacing w:after="0" w:line="240" w:lineRule="auto"/>
-        <w:rPr>
-          <w:lang w:val="es-MX"/>
-        </w:rPr>
-      </w:pPr>
-    </w:p>
-    <w:p>
-      <w:pPr>
-        <w:pStyle w:val="Prrafodelista"/>
-        <w:spacing w:after="0" w:line="240" w:lineRule="auto"/>
-        <w:rPr>
-          <w:lang w:val="es-MX"/>
-        </w:rPr>
-      </w:pPr>
-    </w:p>
-    <w:p>
-      <w:pPr>
-        <w:pStyle w:val="Prrafodelista"/>
-        <w:spacing w:after="0" w:line="240" w:lineRule="auto"/>
-        <w:rPr>
-          <w:lang w:val="es-MX"/>
-        </w:rPr>
-      </w:pPr>
-      <w:r>
-        <w:rPr>
-          <w:lang w:val="es-MX"/>
-        </w:rPr>
-        <w:t xml:space="preserve">        ___ \___________/ ___</w:t>
-      </w:r>
-    </w:p>
-    <w:p>
-      <w:pPr>
-        <w:pStyle w:val="Prrafodelista"/>
-        <w:spacing w:after="0" w:line="240" w:lineRule="auto"/>
-        <w:rPr>
-          <w:lang w:val="es-MX"/>
-        </w:rPr>
-      </w:pPr>
-      <w:r>
-        <w:rPr>
-          <w:lang w:val="es-MX"/>
-        </w:rPr>
-        <w:t xml:space="preserve">       /      (  22  )       \       &lt;-- 22: Frente</w:t>
-      </w:r>
-    </w:p>
-    <w:p>
-      <w:pPr>
-        <w:pStyle w:val="Prrafodelista"/>
-        <w:spacing w:after="0" w:line="240" w:lineRule="auto"/>
-        <w:rPr>
-          <w:lang w:val="es-MX"/>
-        </w:rPr>
-      </w:pPr>
-    </w:p>
-    <w:p>
-      <w:pPr>
-        <w:pStyle w:val="Prrafodelista"/>
-        <w:spacing w:after="0" w:line="240" w:lineRule="auto"/>
-        <w:rPr>
-          <w:lang w:val="es-MX"/>
-        </w:rPr>
-      </w:pPr>
-      <w:r>
-        <w:rPr>
-          <w:lang w:val="es-MX"/>
-        </w:rPr>
-        <w:t xml:space="preserve">      |        \    /         |</w:t>
-      </w:r>
-    </w:p>
-    <w:p>
-      <w:pPr>
-        <w:pStyle w:val="Prrafodelista"/>
-        <w:spacing w:after="0" w:line="240" w:lineRule="auto"/>
-        <w:rPr>
-          <w:lang w:val="es-MX"/>
-        </w:rPr>
-      </w:pPr>
-      <w:r>
-        <w:rPr>
-          <w:lang w:val="es-MX"/>
-        </w:rPr>
-        <w:t xml:space="preserve">       \________(23)_________/       &lt;-- 23: Cuello</w:t>
-      </w:r>
-    </w:p>
-    <w:p>
-      <w:pPr>
-        <w:pStyle w:val="Prrafodelista"/>
-        <w:spacing w:after="0" w:line="240" w:lineRule="auto"/>
-        <w:rPr>
-          <w:lang w:val="es-MX"/>
-        </w:rPr>
-      </w:pPr>
-    </w:p>
-    <w:p>
-      <w:pPr>
-        <w:pStyle w:val="Prrafodelista"/>
-        <w:spacing w:after="0" w:line="240" w:lineRule="auto"/>
-        <w:rPr>
-          <w:lang w:val="es-MX"/>
-        </w:rPr>
-      </w:pPr>
-      <w:r>
-        <w:rPr>
-          <w:lang w:val="es-MX"/>
-        </w:rPr>
-        <w:t xml:space="preserve">                |   |</w:t>
-      </w:r>
-    </w:p>
-    <w:p>
-      <w:pPr>
-        <w:pStyle w:val="Prrafodelista"/>
-        <w:spacing w:after="0" w:line="240" w:lineRule="auto"/>
-        <w:rPr>
-          <w:lang w:val="es-MX"/>
-        </w:rPr>
-      </w:pPr>
-      <w:r>
-        <w:rPr>
-          <w:lang w:val="es-MX"/>
-        </w:rPr>
-        <w:t xml:space="preserve">      __________|   |__________</w:t>
-      </w:r>
-    </w:p>
-    <w:p>
-      <w:pPr>
-        <w:pStyle w:val="Prrafodelista"/>
-        <w:spacing w:after="0" w:line="240" w:lineRule="auto"/>
-        <w:rPr>
-          <w:lang w:val="es-MX"/>
-        </w:rPr>
-      </w:pPr>
-      <w:r>
-        <w:rPr>
-          <w:lang w:val="es-MX"/>
-        </w:rPr>
-        <w:t xml:space="preserve">     /          |   |          \</w:t>
-      </w:r>
-    </w:p>
-    <w:p>
-      <w:pPr>
-        <w:pStyle w:val="Prrafodelista"/>
-        <w:spacing w:after="0" w:line="240" w:lineRule="auto"/>
-        <w:rPr>
-          <w:lang w:val="es-MX"/>
-        </w:rPr>
-      </w:pPr>
-      <w:r>
-        <w:rPr>
-          <w:lang w:val="es-MX"/>
-        </w:rPr>
-        <w:t>(7)-(8)-(9)     |   |     (10)-(11)-(12) &lt;-- Manos</w:t>
-      </w:r>
-    </w:p>
-    <w:p>
-      <w:pPr>
-        <w:pStyle w:val="Prrafodelista"/>
-        <w:spacing w:after="0" w:line="240" w:lineRule="auto"/>
-        <w:rPr>
-          <w:lang w:val="es-MX"/>
-        </w:rPr>
-      </w:pPr>
-    </w:p>
-    <w:p>
-      <w:pPr>
-        <w:pStyle w:val="Prrafodelista"/>
-        <w:spacing w:after="0" w:line="240" w:lineRule="auto"/>
-        <w:rPr>
-          <w:lang w:val="es-MX"/>
-        </w:rPr>
-      </w:pPr>
-      <w:r>
-        <w:rPr>
-          <w:lang w:val="es-MX"/>
-        </w:rPr>
-        <w:t xml:space="preserve">                |   |</w:t>
-      </w:r>
-    </w:p>
-    <w:p>
-      <w:pPr>
-        <w:pStyle w:val="Prrafodelista"/>
-        <w:spacing w:after="0" w:line="240" w:lineRule="auto"/>
-        <w:rPr>
-          <w:lang w:val="es-MX"/>
-        </w:rPr>
-      </w:pPr>
-      <w:r>
-        <w:rPr>
-          <w:lang w:val="es-MX"/>
-        </w:rPr>
-        <w:t xml:space="preserve">                |24 |                &lt;-- 24: Base Columna</w:t>
-      </w:r>
-    </w:p>
-    <w:p>
-      <w:pPr>
-        <w:pStyle w:val="Prrafodelista"/>
-        <w:spacing w:after="0" w:line="240" w:lineRule="auto"/>
-        <w:rPr>
-          <w:lang w:val="es-MX"/>
-        </w:rPr>
-      </w:pPr>
-      <w:r>
-        <w:rPr>
-          <w:lang w:val="es-MX"/>
-        </w:rPr>
-        <w:t xml:space="preserve">               /     \________ (19)-(20)-(21) &lt;-- Colita</w:t>
-      </w:r>
-    </w:p>
-    <w:p>
-      <w:pPr>
-        <w:pStyle w:val="Prrafodelista"/>
-        <w:spacing w:after="0" w:line="240" w:lineRule="auto"/>
-        <w:rPr>
-          <w:lang w:val="es-MX"/>
-        </w:rPr>
-      </w:pPr>
-      <w:r>
-        <w:rPr>
-          <w:lang w:val="es-MX"/>
-        </w:rPr>
-        <w:t xml:space="preserve">              /       \</w:t>
-      </w:r>
-    </w:p>
-    <w:p>
-      <w:pPr>
-        <w:pStyle w:val="Prrafodelista"/>
-        <w:spacing w:after="0" w:line="240" w:lineRule="auto"/>
-        <w:rPr>
-          <w:lang w:val="es-MX"/>
-        </w:rPr>
-      </w:pPr>
-      <w:r>
-        <w:rPr>
-          <w:lang w:val="es-MX"/>
-        </w:rPr>
-        <w:t xml:space="preserve">            (13)     (16)</w:t>
-      </w:r>
-    </w:p>
-    <w:p>
-      <w:pPr>
-        <w:pStyle w:val="Prrafodelista"/>
-        <w:spacing w:after="0" w:line="240" w:lineRule="auto"/>
-        <w:rPr>
-          <w:lang w:val="es-MX"/>
-        </w:rPr>
-      </w:pPr>
-    </w:p>
-    <w:p>
-      <w:pPr>
-        <w:pStyle w:val="Prrafodelista"/>
-        <w:spacing w:after="0" w:line="240" w:lineRule="auto"/>
-        <w:rPr>
-          <w:lang w:val="es-MX"/>
-        </w:rPr>
-      </w:pPr>
-      <w:r>
-        <w:rPr>
-          <w:lang w:val="es-MX"/>
-        </w:rPr>
-        <w:t xml:space="preserve">             |        |</w:t>
-      </w:r>
-    </w:p>
-    <w:p>
-      <w:pPr>
-        <w:pStyle w:val="Prrafodelista"/>
-        <w:spacing w:after="0" w:line="240" w:lineRule="auto"/>
-        <w:rPr>
-          <w:lang w:val="es-MX"/>
-        </w:rPr>
-      </w:pPr>
-      <w:r>
-        <w:rPr>
-          <w:lang w:val="es-MX"/>
-        </w:rPr>
-        <w:t xml:space="preserve">            (14)     (17)            &lt;-- Pies Verticales</w:t>
-      </w:r>
-    </w:p>
-    <w:p>
-      <w:pPr>
-        <w:pStyle w:val="Prrafodelista"/>
-        <w:spacing w:after="0" w:line="240" w:lineRule="auto"/>
-        <w:rPr>
-          <w:lang w:val="es-MX"/>
-        </w:rPr>
-      </w:pPr>
-    </w:p>
-    <w:p>
-      <w:pPr>
-        <w:pStyle w:val="Prrafodelista"/>
-        <w:spacing w:after="0" w:line="240" w:lineRule="auto"/>
-        <w:rPr>
-          <w:lang w:val="es-MX"/>
-        </w:rPr>
-      </w:pPr>
-      <w:r>
-        <w:rPr>
-          <w:lang w:val="es-MX"/>
-        </w:rPr>
-        <w:t xml:space="preserve">             |        |</w:t>
-      </w:r>
-    </w:p>
-    <w:p>
-      <w:pPr>
-        <w:pStyle w:val="Prrafodelista"/>
-        <w:spacing w:after="0" w:line="240" w:lineRule="auto"/>
-        <w:rPr>
-          <w:lang w:val="es-MX"/>
-        </w:rPr>
-      </w:pPr>
-      <w:r>
-        <w:rPr>
-          <w:lang w:val="es-MX"/>
-        </w:rPr>
-        <w:t xml:space="preserve">            (15)     (18)</w:t>
-      </w:r>
+    </w:p>
+    <w:p>
+      <w:pPr>
+        <w:pStyle w:val="Prrafodelista"/>
+        <w:spacing w:after="0" w:line="240" w:lineRule="auto"/>
+        <w:rPr>
+          <w:lang w:val="es-MX"/>
+        </w:rPr>
+      </w:pPr>
+    </w:p>
+    <w:p>
+      <w:pPr>
+        <w:pStyle w:val="Prrafodelista"/>
+        <w:spacing w:after="0" w:line="240" w:lineRule="auto"/>
+        <w:rPr>
+          <w:lang w:val="es-MX"/>
+        </w:rPr>
+      </w:pPr>
+    </w:p>
+    <w:p>
+      <w:pPr>
+        <w:pStyle w:val="Prrafodelista"/>
+        <w:spacing w:after="0" w:line="240" w:lineRule="auto"/>
+        <w:rPr>
+          <w:lang w:val="es-MX"/>
+        </w:rPr>
+      </w:pPr>
+      <w:r>
+        <w:rPr>
+          <w:lang w:val="es-MX"/>
+        </w:rPr>
+        <w:t xml:space="preserve">Este es mi código del paso 6, creo que lo </w:t>
+      </w:r>
+      <w:proofErr w:type="spellStart"/>
+      <w:r>
+        <w:rPr>
+          <w:lang w:val="es-MX"/>
+        </w:rPr>
+        <w:t>unico</w:t>
+      </w:r>
+      <w:proofErr w:type="spellEnd"/>
+      <w:r>
+        <w:rPr>
+          <w:lang w:val="es-MX"/>
+        </w:rPr>
+        <w:t xml:space="preserve"> que hay que </w:t>
+      </w:r>
+      <w:proofErr w:type="spellStart"/>
+      <w:r>
+        <w:rPr>
+          <w:lang w:val="es-MX"/>
+        </w:rPr>
+        <w:t>moficiar</w:t>
+      </w:r>
+      <w:proofErr w:type="spellEnd"/>
+      <w:r>
+        <w:rPr>
+          <w:lang w:val="es-MX"/>
+        </w:rPr>
+        <w:t xml:space="preserve"> es el punto </w:t>
+      </w:r>
+    </w:p>
+    <w:p>
+      <w:pPr>
+        <w:pStyle w:val="Prrafodelista"/>
+        <w:spacing w:after="0" w:line="240" w:lineRule="auto"/>
+        <w:rPr>
+          <w:lang w:val="es-MX"/>
+        </w:rPr>
+      </w:pPr>
+    </w:p>
+    <w:p>
+      <w:pPr>
+        <w:shd w:val="clear" w:color="auto" w:fill="121314"/>
+        <w:spacing w:after="0" w:line="285" w:lineRule="atLeast"/>
+        <w:rPr>
+          <w:rFonts w:ascii="Consolas" w:eastAsia="Times New Roman" w:hAnsi="Consolas" w:cs="Times New Roman"/>
+          <w:color w:val="BBBEBF"/>
+          <w:sz w:val="21"/>
+          <w:szCs w:val="21"/>
+          <w:lang w:eastAsia="es-CO"/>
+        </w:rPr>
+      </w:pPr>
+      <w:r>
+        <w:rPr>
+          <w:rFonts w:ascii="Consolas" w:eastAsia="Times New Roman" w:hAnsi="Consolas" w:cs="Times New Roman"/>
+          <w:color w:val="8B949E"/>
+          <w:sz w:val="21"/>
+          <w:szCs w:val="21"/>
+          <w:lang w:eastAsia="es-CO"/>
+        </w:rPr>
+        <w:t xml:space="preserve">#Paso 6.1.A.III. Crear </w:t>
+      </w:r>
+      <w:proofErr w:type="spellStart"/>
+      <w:r>
+        <w:rPr>
+          <w:rFonts w:ascii="Consolas" w:eastAsia="Times New Roman" w:hAnsi="Consolas" w:cs="Times New Roman"/>
+          <w:color w:val="8B949E"/>
+          <w:sz w:val="21"/>
+          <w:szCs w:val="21"/>
+          <w:lang w:eastAsia="es-CO"/>
+        </w:rPr>
+        <w:t>joints</w:t>
+      </w:r>
+      <w:proofErr w:type="spellEnd"/>
+      <w:r>
+        <w:rPr>
+          <w:rFonts w:ascii="Consolas" w:eastAsia="Times New Roman" w:hAnsi="Consolas" w:cs="Times New Roman"/>
+          <w:color w:val="8B949E"/>
+          <w:sz w:val="21"/>
+          <w:szCs w:val="21"/>
+          <w:lang w:eastAsia="es-CO"/>
+        </w:rPr>
+        <w:t xml:space="preserve"> coplanares en z= m/4</w:t>
+      </w:r>
+    </w:p>
+    <w:p>
+      <w:pPr>
+        <w:pStyle w:val="Prrafodelista"/>
+        <w:spacing w:after="0" w:line="240" w:lineRule="auto"/>
+      </w:pPr>
+    </w:p>
+    <w:p>
+      <w:pPr>
+        <w:pStyle w:val="Prrafodelista"/>
+        <w:spacing w:after="0" w:line="240" w:lineRule="auto"/>
+        <w:rPr>
+          <w:lang w:val="es-MX"/>
+        </w:rPr>
+      </w:pPr>
+      <w:proofErr w:type="spellStart"/>
+      <w:r>
+        <w:rPr>
+          <w:lang w:val="es-MX"/>
+        </w:rPr>
+        <w:t>Porfavor</w:t>
+      </w:r>
+      <w:proofErr w:type="spellEnd"/>
+      <w:r>
+        <w:rPr>
+          <w:lang w:val="es-MX"/>
+        </w:rPr>
+        <w:t xml:space="preserve"> </w:t>
+      </w:r>
+      <w:proofErr w:type="spellStart"/>
+      <w:r>
+        <w:rPr>
+          <w:lang w:val="es-MX"/>
+        </w:rPr>
+        <w:t>generame</w:t>
+      </w:r>
+      <w:proofErr w:type="spellEnd"/>
+      <w:r>
+        <w:rPr>
+          <w:lang w:val="es-MX"/>
+        </w:rPr>
+        <w:t xml:space="preserve"> ese punto en base a lo que te he dicho. De los </w:t>
+      </w:r>
+      <w:proofErr w:type="gramStart"/>
+      <w:r>
+        <w:rPr>
+          <w:lang w:val="es-MX"/>
+        </w:rPr>
+        <w:t xml:space="preserve">24  </w:t>
+      </w:r>
+      <w:proofErr w:type="spellStart"/>
+      <w:r>
+        <w:rPr>
+          <w:lang w:val="es-MX"/>
+        </w:rPr>
+        <w:t>joints</w:t>
+      </w:r>
+      <w:proofErr w:type="spellEnd"/>
+      <w:proofErr w:type="gramEnd"/>
+      <w:r>
+        <w:rPr>
+          <w:lang w:val="es-MX"/>
+        </w:rPr>
+        <w:t xml:space="preserve"> </w:t>
+      </w:r>
+    </w:p>
+    <w:p>
+      <w:pPr>
+        <w:pStyle w:val="Prrafodelista"/>
+        <w:spacing w:after="0" w:line="240" w:lineRule="auto"/>
+        <w:rPr>
+          <w:lang w:val="es-MX"/>
+        </w:rPr>
+      </w:pPr>
+    </w:p>
+    <w:p>
+      <w:pPr>
+        <w:pStyle w:val="Prrafodelista"/>
+        <w:spacing w:after="0" w:line="240" w:lineRule="auto"/>
+        <w:rPr>
+          <w:lang w:val="es-MX"/>
+        </w:rPr>
+      </w:pPr>
+    </w:p>
+    <w:p>
+      <w:pPr>
+        <w:pStyle w:val="Prrafodelista"/>
+        <w:spacing w:after="0" w:line="240" w:lineRule="auto"/>
+        <w:rPr>
+          <w:lang w:val="es-MX"/>
+        </w:rPr>
+      </w:pPr>
+    </w:p>
+    <w:p>
+      <w:pPr>
+        <w:pStyle w:val="Prrafodelista"/>
+        <w:spacing w:after="0" w:line="240" w:lineRule="auto"/>
+        <w:rPr>
+          <w:lang w:val="es-MX"/>
+        </w:rPr>
+      </w:pPr>
+    </w:p>
+    <w:p>
+      <w:pPr>
+        <w:pStyle w:val="Prrafodelista"/>
+        <w:spacing w:after="0" w:line="240" w:lineRule="auto"/>
+        <w:rPr>
+          <w:lang w:val="es-MX"/>
+        </w:rPr>
+      </w:pPr>
     </w:p>
     <w:sectPr>
       <w:pgSz w:w="12240" w:h="15840"/>
